--- a/fuentes/633400_CF02_CFA.docx
+++ b/fuentes/633400_CF02_CFA.docx
@@ -1,6 +1,6 @@
 
 <file path=word/document.xml><?xml version="1.0" encoding="utf-8"?>
-<w:document xmlns:wpc="http://schemas.microsoft.com/office/word/2010/wordprocessingCanvas" xmlns:cx="http://schemas.microsoft.com/office/drawing/2014/chartex" xmlns:cx1="http://schemas.microsoft.com/office/drawing/2015/9/8/chartex" xmlns:cx2="http://schemas.microsoft.com/office/drawing/2015/10/21/chartex" xmlns:cx3="http://schemas.microsoft.com/office/drawing/2016/5/9/chartex" xmlns:cx4="http://schemas.microsoft.com/office/drawing/2016/5/10/chartex" xmlns:cx5="http://schemas.microsoft.com/office/drawing/2016/5/11/chartex" xmlns:cx6="http://schemas.microsoft.com/office/drawing/2016/5/12/chartex" xmlns:cx7="http://schemas.microsoft.com/office/drawing/2016/5/13/chartex" xmlns:cx8="http://schemas.microsoft.com/office/drawing/2016/5/14/chartex" xmlns:mc="http://schemas.openxmlformats.org/markup-compatibility/2006" xmlns:aink="http://schemas.microsoft.com/office/drawing/2016/ink" xmlns:am3d="http://schemas.microsoft.com/office/drawing/2017/model3d" xmlns:o="urn:schemas-microsoft-com:office:office" xmlns:r="http://schemas.openxmlformats.org/officeDocument/2006/relationships" xmlns:m="http://schemas.openxmlformats.org/officeDocument/2006/math" xmlns:v="urn:schemas-microsoft-com:vml" xmlns:wp14="http://schemas.microsoft.com/office/word/2010/wordprocessingDrawing" xmlns:wp="http://schemas.openxmlformats.org/drawingml/2006/wordprocessingDrawing" xmlns:w10="urn:schemas-microsoft-com:office:word" xmlns:w="http://schemas.openxmlformats.org/wordprocessingml/2006/main" xmlns:w14="http://schemas.microsoft.com/office/word/2010/wordml" xmlns:w15="http://schemas.microsoft.com/office/word/2012/wordml" xmlns:w16cex="http://schemas.microsoft.com/office/word/2018/wordml/cex" xmlns:w16cid="http://schemas.microsoft.com/office/word/2016/wordml/cid" xmlns:w16="http://schemas.microsoft.com/office/word/2018/wordml" xmlns:w16sdtdh="http://schemas.microsoft.com/office/word/2020/wordml/sdtdatahash" xmlns:w16se="http://schemas.microsoft.com/office/word/2015/wordml/symex" xmlns:wpg="http://schemas.microsoft.com/office/word/2010/wordprocessingGroup" xmlns:wpi="http://schemas.microsoft.com/office/word/2010/wordprocessingInk" xmlns:wne="http://schemas.microsoft.com/office/word/2006/wordml" xmlns:wps="http://schemas.microsoft.com/office/word/2010/wordprocessingShape" mc:Ignorable="w14 w15 w16se w16cid w16 w16cex w16sdtdh wp14">
+<w:document xmlns:wpc="http://schemas.microsoft.com/office/word/2010/wordprocessingCanvas" xmlns:cx="http://schemas.microsoft.com/office/drawing/2014/chartex" xmlns:cx1="http://schemas.microsoft.com/office/drawing/2015/9/8/chartex" xmlns:cx2="http://schemas.microsoft.com/office/drawing/2015/10/21/chartex" xmlns:cx3="http://schemas.microsoft.com/office/drawing/2016/5/9/chartex" xmlns:cx4="http://schemas.microsoft.com/office/drawing/2016/5/10/chartex" xmlns:cx5="http://schemas.microsoft.com/office/drawing/2016/5/11/chartex" xmlns:cx6="http://schemas.microsoft.com/office/drawing/2016/5/12/chartex" xmlns:cx7="http://schemas.microsoft.com/office/drawing/2016/5/13/chartex" xmlns:cx8="http://schemas.microsoft.com/office/drawing/2016/5/14/chartex" xmlns:mc="http://schemas.openxmlformats.org/markup-compatibility/2006" xmlns:m="http://schemas.openxmlformats.org/officeDocument/2006/math" xmlns:aink="http://schemas.microsoft.com/office/drawing/2016/ink" xmlns:am3d="http://schemas.microsoft.com/office/drawing/2017/model3d" xmlns:oel="http://schemas.microsoft.com/office/2019/extlst" xmlns:r="http://schemas.openxmlformats.org/officeDocument/2006/relationships" xmlns:wp14="http://schemas.microsoft.com/office/word/2010/wordprocessingDrawing" xmlns:wp="http://schemas.openxmlformats.org/drawingml/2006/wordprocessingDrawing" xmlns:wpg="http://schemas.microsoft.com/office/word/2010/wordprocessingGroup" xmlns:wpi="http://schemas.microsoft.com/office/word/2010/wordprocessingInk" xmlns:wps="http://schemas.microsoft.com/office/word/2010/wordprocessingShape" xmlns:o="urn:schemas-microsoft-com:office:office" xmlns:v="urn:schemas-microsoft-com:vml" xmlns:w10="urn:schemas-microsoft-com:office:word" xmlns:w="http://schemas.openxmlformats.org/wordprocessingml/2006/main" xmlns:w14="http://schemas.microsoft.com/office/word/2010/wordml" xmlns:w15="http://schemas.microsoft.com/office/word/2012/wordml" xmlns:w16cex="http://schemas.microsoft.com/office/word/2018/wordml/cex" xmlns:w16cid="http://schemas.microsoft.com/office/word/2016/wordml/cid" xmlns:w16="http://schemas.microsoft.com/office/word/2018/wordml" xmlns:w16sdtdh="http://schemas.microsoft.com/office/word/2020/wordml/sdtdatahash" xmlns:w16sdtfl="http://schemas.microsoft.com/office/word/2024/wordml/sdtformatlock" xmlns:w16se="http://schemas.microsoft.com/office/word/2015/wordml/symex" xmlns:w16du="http://schemas.microsoft.com/office/word/2023/wordml/word16du" xmlns:wne="http://schemas.microsoft.com/office/word/2006/wordml" mc:Ignorable="w14 w15 w16se w16cid w16 w16cex w16sdtdh w16sdtfl w16du wp14">
   <w:body>
     <w:p>
       <w:pPr>
@@ -308,7 +308,7 @@
               </wp:anchor>
             </w:drawing>
           </mc:Choice>
-          <mc:Fallback xmlns:asvg="http://schemas.microsoft.com/office/drawing/2016/SVG/main" xmlns:a14="http://schemas.microsoft.com/office/drawing/2010/main" xmlns:pic="http://schemas.openxmlformats.org/drawingml/2006/picture" xmlns:adec="http://schemas.microsoft.com/office/drawing/2017/decorative" xmlns:a="http://schemas.openxmlformats.org/drawingml/2006/main">
+          <mc:Fallback xmlns:a="http://schemas.openxmlformats.org/drawingml/2006/main" xmlns:adec="http://schemas.microsoft.com/office/drawing/2017/decorative" xmlns:pic="http://schemas.openxmlformats.org/drawingml/2006/picture" xmlns:a14="http://schemas.microsoft.com/office/drawing/2010/main" xmlns:asvg="http://schemas.microsoft.com/office/drawing/2016/SVG/main">
             <w:pict>
               <v:rect id="Rectángulo 3" style="position:absolute;margin-left:0;margin-top:34.95pt;width:616.85pt;height:192.75pt;z-index:-251655168;visibility:visible;mso-wrap-style:square;mso-width-percent:0;mso-height-percent:0;mso-wrap-distance-left:9pt;mso-wrap-distance-top:0;mso-wrap-distance-right:9pt;mso-wrap-distance-bottom:0;mso-position-horizontal:left;mso-position-horizontal-relative:page;mso-position-vertical:absolute;mso-position-vertical-relative:text;mso-width-percent:0;mso-height-percent:0;mso-width-relative:margin;mso-height-relative:margin;v-text-anchor:middle" alt="&quot;&quot;" o:spid="_x0000_s1026" fillcolor="#00314d" stroked="f" strokeweight="1pt" w14:anchorId="3A877550" o:gfxdata="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">
                 <w10:wrap anchorx="page"/>
@@ -538,7 +538,6 @@
           <w:docPartUnique/>
         </w:docPartObj>
       </w:sdtPr>
-      <w:sdtEndPr/>
       <w:sdtContent>
         <w:p>
           <w:pPr>
@@ -2449,6 +2448,7 @@
       <w:tr>
         <w:trPr>
           <w:cnfStyle w:val="100000000000" w:firstRow="1" w:lastRow="0" w:firstColumn="0" w:lastColumn="0" w:oddVBand="0" w:evenVBand="0" w:oddHBand="0" w:evenHBand="0" w:firstRowFirstColumn="0" w:firstRowLastColumn="0" w:lastRowFirstColumn="0" w:lastRowLastColumn="0"/>
+          <w:tblHeader/>
         </w:trPr>
         <w:tc>
           <w:tcPr>
@@ -3912,7 +3912,7 @@
         <w:rPr>
           <w:bCs/>
         </w:rPr>
-        <w:t>Le invitamos a consultar el siguiente video, que se encuentra en el siguiente enlace</w:t>
+        <w:t>Le invitamos a consultar el siguiente video, que se encuentra en el enlace</w:t>
       </w:r>
       <w:r>
         <w:rPr>
@@ -4906,7 +4906,19 @@
           <w:lang w:val="es-419" w:eastAsia="es-CO"/>
         </w:rPr>
         <w:lastRenderedPageBreak/>
-        <w:t>Códigos comunes en sistema de gestión hotelera (PMS)</w:t>
+        <w:t>Códigos comunes en sistema</w:t>
+      </w:r>
+      <w:r>
+        <w:rPr>
+          <w:lang w:val="es-419" w:eastAsia="es-CO"/>
+        </w:rPr>
+        <w:t>s</w:t>
+      </w:r>
+      <w:r>
+        <w:rPr>
+          <w:lang w:val="es-419" w:eastAsia="es-CO"/>
+        </w:rPr>
+        <w:t xml:space="preserve"> de gestión hotelera (PMS)</w:t>
       </w:r>
     </w:p>
     <w:tbl>
@@ -5721,7 +5733,19 @@
         <w:rPr>
           <w:lang w:val="es-419" w:eastAsia="es-CO"/>
         </w:rPr>
-        <w:t>Lo invitamos a consultar el siguiente video para conocer de manera práctica cómo funciona la gestión de reserva hotelera por medio del PSM (</w:t>
+        <w:t>Lo invitamos a consultar el siguiente video para conocer de manera práctica cómo funciona la gestión de reserva hotelera por medio del PM</w:t>
+      </w:r>
+      <w:r>
+        <w:rPr>
+          <w:lang w:val="es-419" w:eastAsia="es-CO"/>
+        </w:rPr>
+        <w:t>S</w:t>
+      </w:r>
+      <w:r>
+        <w:rPr>
+          <w:lang w:val="es-419" w:eastAsia="es-CO"/>
+        </w:rPr>
+        <w:t xml:space="preserve"> (</w:t>
       </w:r>
       <w:r>
         <w:rPr>
@@ -6756,21 +6780,7 @@
         <w:rPr>
           <w:lang w:val="es-419" w:eastAsia="es-CO"/>
         </w:rPr>
-        <w:t xml:space="preserve">Un hotel identifica </w:t>
-      </w:r>
-      <w:proofErr w:type="gramStart"/>
-      <w:r>
-        <w:rPr>
-          <w:lang w:val="es-419" w:eastAsia="es-CO"/>
-        </w:rPr>
-        <w:t>que</w:t>
-      </w:r>
-      <w:proofErr w:type="gramEnd"/>
-      <w:r>
-        <w:rPr>
-          <w:lang w:val="es-419" w:eastAsia="es-CO"/>
-        </w:rPr>
-        <w:t xml:space="preserve"> durante un fin de semana de alta demanda por un evento en la ciudad, la ocupación alcanza el 95</w:t>
+        <w:t>Un hotel identifica que durante un fin de semana de alta demanda por un evento en la ciudad, la ocupación alcanza el 95</w:t>
       </w:r>
       <w:r>
         <w:rPr>
@@ -8114,15 +8124,7 @@
     </w:p>
     <w:p>
       <w:r>
-        <w:t xml:space="preserve">Ramírez </w:t>
-      </w:r>
-      <w:proofErr w:type="spellStart"/>
-      <w:r>
-        <w:t>Cavazza</w:t>
-      </w:r>
-      <w:proofErr w:type="spellEnd"/>
-      <w:r>
-        <w:t>, C. (2007). Administración de empresas turísticas. Editorial Trillas.</w:t>
+        <w:t>Ramírez Cavazza, C. (2007). Administración de empresas turísticas. Editorial Trillas.</w:t>
       </w:r>
     </w:p>
     <w:p/>
@@ -8814,7 +8816,21 @@
                 <w:rFonts w:asciiTheme="minorHAnsi" w:hAnsiTheme="minorHAnsi" w:cstheme="minorHAnsi"/>
                 <w:szCs w:val="28"/>
               </w:rPr>
-              <w:t xml:space="preserve">Desarrollo </w:t>
+              <w:t>Desarroll</w:t>
+            </w:r>
+            <w:r>
+              <w:rPr>
+                <w:rFonts w:asciiTheme="minorHAnsi" w:hAnsiTheme="minorHAnsi" w:cstheme="minorHAnsi"/>
+                <w:szCs w:val="28"/>
+              </w:rPr>
+              <w:t>ador</w:t>
+            </w:r>
+            <w:r>
+              <w:rPr>
+                <w:rFonts w:asciiTheme="minorHAnsi" w:hAnsiTheme="minorHAnsi" w:cstheme="minorHAnsi"/>
+                <w:szCs w:val="28"/>
+              </w:rPr>
+              <w:t xml:space="preserve"> </w:t>
             </w:r>
             <w:r>
               <w:rPr>
@@ -9319,7 +9335,7 @@
 </file>
 
 <file path=word/endnotes.xml><?xml version="1.0" encoding="utf-8"?>
-<w:endnotes xmlns:wpc="http://schemas.microsoft.com/office/word/2010/wordprocessingCanvas" xmlns:cx="http://schemas.microsoft.com/office/drawing/2014/chartex" xmlns:cx1="http://schemas.microsoft.com/office/drawing/2015/9/8/chartex" xmlns:cx2="http://schemas.microsoft.com/office/drawing/2015/10/21/chartex" xmlns:cx3="http://schemas.microsoft.com/office/drawing/2016/5/9/chartex" xmlns:cx4="http://schemas.microsoft.com/office/drawing/2016/5/10/chartex" xmlns:cx5="http://schemas.microsoft.com/office/drawing/2016/5/11/chartex" xmlns:cx6="http://schemas.microsoft.com/office/drawing/2016/5/12/chartex" xmlns:cx7="http://schemas.microsoft.com/office/drawing/2016/5/13/chartex" xmlns:cx8="http://schemas.microsoft.com/office/drawing/2016/5/14/chartex" xmlns:mc="http://schemas.openxmlformats.org/markup-compatibility/2006" xmlns:aink="http://schemas.microsoft.com/office/drawing/2016/ink" xmlns:am3d="http://schemas.microsoft.com/office/drawing/2017/model3d" xmlns:o="urn:schemas-microsoft-com:office:office" xmlns:r="http://schemas.openxmlformats.org/officeDocument/2006/relationships" xmlns:m="http://schemas.openxmlformats.org/officeDocument/2006/math" xmlns:v="urn:schemas-microsoft-com:vml" xmlns:wp14="http://schemas.microsoft.com/office/word/2010/wordprocessingDrawing" xmlns:wp="http://schemas.openxmlformats.org/drawingml/2006/wordprocessingDrawing" xmlns:w10="urn:schemas-microsoft-com:office:word" xmlns:w="http://schemas.openxmlformats.org/wordprocessingml/2006/main" xmlns:w14="http://schemas.microsoft.com/office/word/2010/wordml" xmlns:w15="http://schemas.microsoft.com/office/word/2012/wordml" xmlns:w16cex="http://schemas.microsoft.com/office/word/2018/wordml/cex" xmlns:w16cid="http://schemas.microsoft.com/office/word/2016/wordml/cid" xmlns:w16="http://schemas.microsoft.com/office/word/2018/wordml" xmlns:w16sdtdh="http://schemas.microsoft.com/office/word/2020/wordml/sdtdatahash" xmlns:w16se="http://schemas.microsoft.com/office/word/2015/wordml/symex" xmlns:wpg="http://schemas.microsoft.com/office/word/2010/wordprocessingGroup" xmlns:wpi="http://schemas.microsoft.com/office/word/2010/wordprocessingInk" xmlns:wne="http://schemas.microsoft.com/office/word/2006/wordml" xmlns:wps="http://schemas.microsoft.com/office/word/2010/wordprocessingShape" mc:Ignorable="w14 w15 w16se w16cid w16 w16cex w16sdtdh wp14">
+<w:endnotes xmlns:wpc="http://schemas.microsoft.com/office/word/2010/wordprocessingCanvas" xmlns:cx="http://schemas.microsoft.com/office/drawing/2014/chartex" xmlns:cx1="http://schemas.microsoft.com/office/drawing/2015/9/8/chartex" xmlns:cx2="http://schemas.microsoft.com/office/drawing/2015/10/21/chartex" xmlns:cx3="http://schemas.microsoft.com/office/drawing/2016/5/9/chartex" xmlns:cx4="http://schemas.microsoft.com/office/drawing/2016/5/10/chartex" xmlns:cx5="http://schemas.microsoft.com/office/drawing/2016/5/11/chartex" xmlns:cx6="http://schemas.microsoft.com/office/drawing/2016/5/12/chartex" xmlns:cx7="http://schemas.microsoft.com/office/drawing/2016/5/13/chartex" xmlns:cx8="http://schemas.microsoft.com/office/drawing/2016/5/14/chartex" xmlns:mc="http://schemas.openxmlformats.org/markup-compatibility/2006" xmlns:m="http://schemas.openxmlformats.org/officeDocument/2006/math" xmlns:aink="http://schemas.microsoft.com/office/drawing/2016/ink" xmlns:am3d="http://schemas.microsoft.com/office/drawing/2017/model3d" xmlns:oel="http://schemas.microsoft.com/office/2019/extlst" xmlns:r="http://schemas.openxmlformats.org/officeDocument/2006/relationships" xmlns:wp14="http://schemas.microsoft.com/office/word/2010/wordprocessingDrawing" xmlns:wp="http://schemas.openxmlformats.org/drawingml/2006/wordprocessingDrawing" xmlns:wpg="http://schemas.microsoft.com/office/word/2010/wordprocessingGroup" xmlns:wpi="http://schemas.microsoft.com/office/word/2010/wordprocessingInk" xmlns:wps="http://schemas.microsoft.com/office/word/2010/wordprocessingShape" xmlns:o="urn:schemas-microsoft-com:office:office" xmlns:v="urn:schemas-microsoft-com:vml" xmlns:w10="urn:schemas-microsoft-com:office:word" xmlns:w="http://schemas.openxmlformats.org/wordprocessingml/2006/main" xmlns:w14="http://schemas.microsoft.com/office/word/2010/wordml" xmlns:w15="http://schemas.microsoft.com/office/word/2012/wordml" xmlns:w16cex="http://schemas.microsoft.com/office/word/2018/wordml/cex" xmlns:w16cid="http://schemas.microsoft.com/office/word/2016/wordml/cid" xmlns:w16="http://schemas.microsoft.com/office/word/2018/wordml" xmlns:w16sdtdh="http://schemas.microsoft.com/office/word/2020/wordml/sdtdatahash" xmlns:w16sdtfl="http://schemas.microsoft.com/office/word/2024/wordml/sdtformatlock" xmlns:w16se="http://schemas.microsoft.com/office/word/2015/wordml/symex" xmlns:w16du="http://schemas.microsoft.com/office/word/2023/wordml/word16du" xmlns:wne="http://schemas.microsoft.com/office/word/2006/wordml" mc:Ignorable="w14 w15 w16se w16cid w16 w16cex w16sdtdh w16sdtfl w16du wp14">
   <w:endnote w:type="separator" w:id="-1">
     <w:p>
       <w:pPr>
@@ -9344,7 +9360,7 @@
 </file>
 
 <file path=word/footer1.xml><?xml version="1.0" encoding="utf-8"?>
-<w:ftr xmlns:wpc="http://schemas.microsoft.com/office/word/2010/wordprocessingCanvas" xmlns:cx="http://schemas.microsoft.com/office/drawing/2014/chartex" xmlns:cx1="http://schemas.microsoft.com/office/drawing/2015/9/8/chartex" xmlns:cx2="http://schemas.microsoft.com/office/drawing/2015/10/21/chartex" xmlns:cx3="http://schemas.microsoft.com/office/drawing/2016/5/9/chartex" xmlns:cx4="http://schemas.microsoft.com/office/drawing/2016/5/10/chartex" xmlns:cx5="http://schemas.microsoft.com/office/drawing/2016/5/11/chartex" xmlns:cx6="http://schemas.microsoft.com/office/drawing/2016/5/12/chartex" xmlns:cx7="http://schemas.microsoft.com/office/drawing/2016/5/13/chartex" xmlns:cx8="http://schemas.microsoft.com/office/drawing/2016/5/14/chartex" xmlns:mc="http://schemas.openxmlformats.org/markup-compatibility/2006" xmlns:aink="http://schemas.microsoft.com/office/drawing/2016/ink" xmlns:am3d="http://schemas.microsoft.com/office/drawing/2017/model3d" xmlns:o="urn:schemas-microsoft-com:office:office" xmlns:r="http://schemas.openxmlformats.org/officeDocument/2006/relationships" xmlns:m="http://schemas.openxmlformats.org/officeDocument/2006/math" xmlns:v="urn:schemas-microsoft-com:vml" xmlns:wp14="http://schemas.microsoft.com/office/word/2010/wordprocessingDrawing" xmlns:wp="http://schemas.openxmlformats.org/drawingml/2006/wordprocessingDrawing" xmlns:w10="urn:schemas-microsoft-com:office:word" xmlns:w="http://schemas.openxmlformats.org/wordprocessingml/2006/main" xmlns:w14="http://schemas.microsoft.com/office/word/2010/wordml" xmlns:w15="http://schemas.microsoft.com/office/word/2012/wordml" xmlns:w16cex="http://schemas.microsoft.com/office/word/2018/wordml/cex" xmlns:w16cid="http://schemas.microsoft.com/office/word/2016/wordml/cid" xmlns:w16="http://schemas.microsoft.com/office/word/2018/wordml" xmlns:w16sdtdh="http://schemas.microsoft.com/office/word/2020/wordml/sdtdatahash" xmlns:w16se="http://schemas.microsoft.com/office/word/2015/wordml/symex" xmlns:wpg="http://schemas.microsoft.com/office/word/2010/wordprocessingGroup" xmlns:wpi="http://schemas.microsoft.com/office/word/2010/wordprocessingInk" xmlns:wne="http://schemas.microsoft.com/office/word/2006/wordml" xmlns:wps="http://schemas.microsoft.com/office/word/2010/wordprocessingShape" mc:Ignorable="w14 w15 w16se w16cid w16 w16cex w16sdtdh wp14">
+<w:ftr xmlns:wpc="http://schemas.microsoft.com/office/word/2010/wordprocessingCanvas" xmlns:cx="http://schemas.microsoft.com/office/drawing/2014/chartex" xmlns:cx1="http://schemas.microsoft.com/office/drawing/2015/9/8/chartex" xmlns:cx2="http://schemas.microsoft.com/office/drawing/2015/10/21/chartex" xmlns:cx3="http://schemas.microsoft.com/office/drawing/2016/5/9/chartex" xmlns:cx4="http://schemas.microsoft.com/office/drawing/2016/5/10/chartex" xmlns:cx5="http://schemas.microsoft.com/office/drawing/2016/5/11/chartex" xmlns:cx6="http://schemas.microsoft.com/office/drawing/2016/5/12/chartex" xmlns:cx7="http://schemas.microsoft.com/office/drawing/2016/5/13/chartex" xmlns:cx8="http://schemas.microsoft.com/office/drawing/2016/5/14/chartex" xmlns:mc="http://schemas.openxmlformats.org/markup-compatibility/2006" xmlns:m="http://schemas.openxmlformats.org/officeDocument/2006/math" xmlns:aink="http://schemas.microsoft.com/office/drawing/2016/ink" xmlns:am3d="http://schemas.microsoft.com/office/drawing/2017/model3d" xmlns:oel="http://schemas.microsoft.com/office/2019/extlst" xmlns:r="http://schemas.openxmlformats.org/officeDocument/2006/relationships" xmlns:wp14="http://schemas.microsoft.com/office/word/2010/wordprocessingDrawing" xmlns:wp="http://schemas.openxmlformats.org/drawingml/2006/wordprocessingDrawing" xmlns:wpg="http://schemas.microsoft.com/office/word/2010/wordprocessingGroup" xmlns:wpi="http://schemas.microsoft.com/office/word/2010/wordprocessingInk" xmlns:wps="http://schemas.microsoft.com/office/word/2010/wordprocessingShape" xmlns:o="urn:schemas-microsoft-com:office:office" xmlns:v="urn:schemas-microsoft-com:vml" xmlns:w10="urn:schemas-microsoft-com:office:word" xmlns:w="http://schemas.openxmlformats.org/wordprocessingml/2006/main" xmlns:w14="http://schemas.microsoft.com/office/word/2010/wordml" xmlns:w15="http://schemas.microsoft.com/office/word/2012/wordml" xmlns:w16cex="http://schemas.microsoft.com/office/word/2018/wordml/cex" xmlns:w16cid="http://schemas.microsoft.com/office/word/2016/wordml/cid" xmlns:w16="http://schemas.microsoft.com/office/word/2018/wordml" xmlns:w16sdtdh="http://schemas.microsoft.com/office/word/2020/wordml/sdtdatahash" xmlns:w16sdtfl="http://schemas.microsoft.com/office/word/2024/wordml/sdtformatlock" xmlns:w16se="http://schemas.microsoft.com/office/word/2015/wordml/symex" xmlns:w16du="http://schemas.microsoft.com/office/word/2023/wordml/word16du" xmlns:wne="http://schemas.microsoft.com/office/word/2006/wordml" mc:Ignorable="w14 w15 w16se w16cid w16 w16cex w16sdtdh w16sdtfl w16du wp14">
   <w:sdt>
     <w:sdtPr>
       <w:id w:val="-1465197936"/>
@@ -9353,7 +9369,6 @@
         <w:docPartUnique/>
       </w:docPartObj>
     </w:sdtPr>
-    <w:sdtEndPr/>
     <w:sdtContent>
       <w:p>
         <w:pPr>
@@ -9497,7 +9512,7 @@
 </file>
 
 <file path=word/footnotes.xml><?xml version="1.0" encoding="utf-8"?>
-<w:footnotes xmlns:wpc="http://schemas.microsoft.com/office/word/2010/wordprocessingCanvas" xmlns:cx="http://schemas.microsoft.com/office/drawing/2014/chartex" xmlns:cx1="http://schemas.microsoft.com/office/drawing/2015/9/8/chartex" xmlns:cx2="http://schemas.microsoft.com/office/drawing/2015/10/21/chartex" xmlns:cx3="http://schemas.microsoft.com/office/drawing/2016/5/9/chartex" xmlns:cx4="http://schemas.microsoft.com/office/drawing/2016/5/10/chartex" xmlns:cx5="http://schemas.microsoft.com/office/drawing/2016/5/11/chartex" xmlns:cx6="http://schemas.microsoft.com/office/drawing/2016/5/12/chartex" xmlns:cx7="http://schemas.microsoft.com/office/drawing/2016/5/13/chartex" xmlns:cx8="http://schemas.microsoft.com/office/drawing/2016/5/14/chartex" xmlns:mc="http://schemas.openxmlformats.org/markup-compatibility/2006" xmlns:aink="http://schemas.microsoft.com/office/drawing/2016/ink" xmlns:am3d="http://schemas.microsoft.com/office/drawing/2017/model3d" xmlns:o="urn:schemas-microsoft-com:office:office" xmlns:r="http://schemas.openxmlformats.org/officeDocument/2006/relationships" xmlns:m="http://schemas.openxmlformats.org/officeDocument/2006/math" xmlns:v="urn:schemas-microsoft-com:vml" xmlns:wp14="http://schemas.microsoft.com/office/word/2010/wordprocessingDrawing" xmlns:wp="http://schemas.openxmlformats.org/drawingml/2006/wordprocessingDrawing" xmlns:w10="urn:schemas-microsoft-com:office:word" xmlns:w="http://schemas.openxmlformats.org/wordprocessingml/2006/main" xmlns:w14="http://schemas.microsoft.com/office/word/2010/wordml" xmlns:w15="http://schemas.microsoft.com/office/word/2012/wordml" xmlns:w16cex="http://schemas.microsoft.com/office/word/2018/wordml/cex" xmlns:w16cid="http://schemas.microsoft.com/office/word/2016/wordml/cid" xmlns:w16="http://schemas.microsoft.com/office/word/2018/wordml" xmlns:w16sdtdh="http://schemas.microsoft.com/office/word/2020/wordml/sdtdatahash" xmlns:w16se="http://schemas.microsoft.com/office/word/2015/wordml/symex" xmlns:wpg="http://schemas.microsoft.com/office/word/2010/wordprocessingGroup" xmlns:wpi="http://schemas.microsoft.com/office/word/2010/wordprocessingInk" xmlns:wne="http://schemas.microsoft.com/office/word/2006/wordml" xmlns:wps="http://schemas.microsoft.com/office/word/2010/wordprocessingShape" mc:Ignorable="w14 w15 w16se w16cid w16 w16cex w16sdtdh wp14">
+<w:footnotes xmlns:wpc="http://schemas.microsoft.com/office/word/2010/wordprocessingCanvas" xmlns:cx="http://schemas.microsoft.com/office/drawing/2014/chartex" xmlns:cx1="http://schemas.microsoft.com/office/drawing/2015/9/8/chartex" xmlns:cx2="http://schemas.microsoft.com/office/drawing/2015/10/21/chartex" xmlns:cx3="http://schemas.microsoft.com/office/drawing/2016/5/9/chartex" xmlns:cx4="http://schemas.microsoft.com/office/drawing/2016/5/10/chartex" xmlns:cx5="http://schemas.microsoft.com/office/drawing/2016/5/11/chartex" xmlns:cx6="http://schemas.microsoft.com/office/drawing/2016/5/12/chartex" xmlns:cx7="http://schemas.microsoft.com/office/drawing/2016/5/13/chartex" xmlns:cx8="http://schemas.microsoft.com/office/drawing/2016/5/14/chartex" xmlns:mc="http://schemas.openxmlformats.org/markup-compatibility/2006" xmlns:m="http://schemas.openxmlformats.org/officeDocument/2006/math" xmlns:aink="http://schemas.microsoft.com/office/drawing/2016/ink" xmlns:am3d="http://schemas.microsoft.com/office/drawing/2017/model3d" xmlns:oel="http://schemas.microsoft.com/office/2019/extlst" xmlns:r="http://schemas.openxmlformats.org/officeDocument/2006/relationships" xmlns:wp14="http://schemas.microsoft.com/office/word/2010/wordprocessingDrawing" xmlns:wp="http://schemas.openxmlformats.org/drawingml/2006/wordprocessingDrawing" xmlns:wpg="http://schemas.microsoft.com/office/word/2010/wordprocessingGroup" xmlns:wpi="http://schemas.microsoft.com/office/word/2010/wordprocessingInk" xmlns:wps="http://schemas.microsoft.com/office/word/2010/wordprocessingShape" xmlns:o="urn:schemas-microsoft-com:office:office" xmlns:v="urn:schemas-microsoft-com:vml" xmlns:w10="urn:schemas-microsoft-com:office:word" xmlns:w="http://schemas.openxmlformats.org/wordprocessingml/2006/main" xmlns:w14="http://schemas.microsoft.com/office/word/2010/wordml" xmlns:w15="http://schemas.microsoft.com/office/word/2012/wordml" xmlns:w16cex="http://schemas.microsoft.com/office/word/2018/wordml/cex" xmlns:w16cid="http://schemas.microsoft.com/office/word/2016/wordml/cid" xmlns:w16="http://schemas.microsoft.com/office/word/2018/wordml" xmlns:w16sdtdh="http://schemas.microsoft.com/office/word/2020/wordml/sdtdatahash" xmlns:w16sdtfl="http://schemas.microsoft.com/office/word/2024/wordml/sdtformatlock" xmlns:w16se="http://schemas.microsoft.com/office/word/2015/wordml/symex" xmlns:w16du="http://schemas.microsoft.com/office/word/2023/wordml/word16du" xmlns:wne="http://schemas.microsoft.com/office/word/2006/wordml" mc:Ignorable="w14 w15 w16se w16cid w16 w16cex w16sdtdh w16sdtfl w16du wp14">
   <w:footnote w:type="separator" w:id="-1">
     <w:p>
       <w:pPr>
@@ -9522,7 +9537,7 @@
 </file>
 
 <file path=word/header1.xml><?xml version="1.0" encoding="utf-8"?>
-<w:hdr xmlns:wpc="http://schemas.microsoft.com/office/word/2010/wordprocessingCanvas" xmlns:cx="http://schemas.microsoft.com/office/drawing/2014/chartex" xmlns:cx1="http://schemas.microsoft.com/office/drawing/2015/9/8/chartex" xmlns:cx2="http://schemas.microsoft.com/office/drawing/2015/10/21/chartex" xmlns:cx3="http://schemas.microsoft.com/office/drawing/2016/5/9/chartex" xmlns:cx4="http://schemas.microsoft.com/office/drawing/2016/5/10/chartex" xmlns:cx5="http://schemas.microsoft.com/office/drawing/2016/5/11/chartex" xmlns:cx6="http://schemas.microsoft.com/office/drawing/2016/5/12/chartex" xmlns:cx7="http://schemas.microsoft.com/office/drawing/2016/5/13/chartex" xmlns:cx8="http://schemas.microsoft.com/office/drawing/2016/5/14/chartex" xmlns:mc="http://schemas.openxmlformats.org/markup-compatibility/2006" xmlns:aink="http://schemas.microsoft.com/office/drawing/2016/ink" xmlns:am3d="http://schemas.microsoft.com/office/drawing/2017/model3d" xmlns:o="urn:schemas-microsoft-com:office:office" xmlns:r="http://schemas.openxmlformats.org/officeDocument/2006/relationships" xmlns:m="http://schemas.openxmlformats.org/officeDocument/2006/math" xmlns:v="urn:schemas-microsoft-com:vml" xmlns:wp14="http://schemas.microsoft.com/office/word/2010/wordprocessingDrawing" xmlns:wp="http://schemas.openxmlformats.org/drawingml/2006/wordprocessingDrawing" xmlns:w10="urn:schemas-microsoft-com:office:word" xmlns:w="http://schemas.openxmlformats.org/wordprocessingml/2006/main" xmlns:w14="http://schemas.microsoft.com/office/word/2010/wordml" xmlns:w15="http://schemas.microsoft.com/office/word/2012/wordml" xmlns:w16cex="http://schemas.microsoft.com/office/word/2018/wordml/cex" xmlns:w16cid="http://schemas.microsoft.com/office/word/2016/wordml/cid" xmlns:w16="http://schemas.microsoft.com/office/word/2018/wordml" xmlns:w16sdtdh="http://schemas.microsoft.com/office/word/2020/wordml/sdtdatahash" xmlns:w16se="http://schemas.microsoft.com/office/word/2015/wordml/symex" xmlns:wpg="http://schemas.microsoft.com/office/word/2010/wordprocessingGroup" xmlns:wpi="http://schemas.microsoft.com/office/word/2010/wordprocessingInk" xmlns:wne="http://schemas.microsoft.com/office/word/2006/wordml" xmlns:wps="http://schemas.microsoft.com/office/word/2010/wordprocessingShape" mc:Ignorable="w14 w15 w16se w16cid w16 w16cex w16sdtdh wp14">
+<w:hdr xmlns:wpc="http://schemas.microsoft.com/office/word/2010/wordprocessingCanvas" xmlns:cx="http://schemas.microsoft.com/office/drawing/2014/chartex" xmlns:cx1="http://schemas.microsoft.com/office/drawing/2015/9/8/chartex" xmlns:cx2="http://schemas.microsoft.com/office/drawing/2015/10/21/chartex" xmlns:cx3="http://schemas.microsoft.com/office/drawing/2016/5/9/chartex" xmlns:cx4="http://schemas.microsoft.com/office/drawing/2016/5/10/chartex" xmlns:cx5="http://schemas.microsoft.com/office/drawing/2016/5/11/chartex" xmlns:cx6="http://schemas.microsoft.com/office/drawing/2016/5/12/chartex" xmlns:cx7="http://schemas.microsoft.com/office/drawing/2016/5/13/chartex" xmlns:cx8="http://schemas.microsoft.com/office/drawing/2016/5/14/chartex" xmlns:mc="http://schemas.openxmlformats.org/markup-compatibility/2006" xmlns:m="http://schemas.openxmlformats.org/officeDocument/2006/math" xmlns:aink="http://schemas.microsoft.com/office/drawing/2016/ink" xmlns:am3d="http://schemas.microsoft.com/office/drawing/2017/model3d" xmlns:oel="http://schemas.microsoft.com/office/2019/extlst" xmlns:r="http://schemas.openxmlformats.org/officeDocument/2006/relationships" xmlns:wp14="http://schemas.microsoft.com/office/word/2010/wordprocessingDrawing" xmlns:wp="http://schemas.openxmlformats.org/drawingml/2006/wordprocessingDrawing" xmlns:wpg="http://schemas.microsoft.com/office/word/2010/wordprocessingGroup" xmlns:wpi="http://schemas.microsoft.com/office/word/2010/wordprocessingInk" xmlns:wps="http://schemas.microsoft.com/office/word/2010/wordprocessingShape" xmlns:o="urn:schemas-microsoft-com:office:office" xmlns:v="urn:schemas-microsoft-com:vml" xmlns:w10="urn:schemas-microsoft-com:office:word" xmlns:w="http://schemas.openxmlformats.org/wordprocessingml/2006/main" xmlns:w14="http://schemas.microsoft.com/office/word/2010/wordml" xmlns:w15="http://schemas.microsoft.com/office/word/2012/wordml" xmlns:w16cex="http://schemas.microsoft.com/office/word/2018/wordml/cex" xmlns:w16cid="http://schemas.microsoft.com/office/word/2016/wordml/cid" xmlns:w16="http://schemas.microsoft.com/office/word/2018/wordml" xmlns:w16sdtdh="http://schemas.microsoft.com/office/word/2020/wordml/sdtdatahash" xmlns:w16sdtfl="http://schemas.microsoft.com/office/word/2024/wordml/sdtformatlock" xmlns:w16se="http://schemas.microsoft.com/office/word/2015/wordml/symex" xmlns:w16du="http://schemas.microsoft.com/office/word/2023/wordml/word16du" xmlns:wne="http://schemas.microsoft.com/office/word/2006/wordml" mc:Ignorable="w14 w15 w16se w16cid w16 w16cex w16sdtdh w16sdtfl w16du wp14">
   <w:p>
     <w:pPr>
       <w:pStyle w:val="Encabezado"/>
@@ -9607,7 +9622,7 @@
 </file>
 
 <file path=word/numbering.xml><?xml version="1.0" encoding="utf-8"?>
-<w:numbering xmlns:wpc="http://schemas.microsoft.com/office/word/2010/wordprocessingCanvas" xmlns:cx="http://schemas.microsoft.com/office/drawing/2014/chartex" xmlns:cx1="http://schemas.microsoft.com/office/drawing/2015/9/8/chartex" xmlns:cx2="http://schemas.microsoft.com/office/drawing/2015/10/21/chartex" xmlns:cx3="http://schemas.microsoft.com/office/drawing/2016/5/9/chartex" xmlns:cx4="http://schemas.microsoft.com/office/drawing/2016/5/10/chartex" xmlns:cx5="http://schemas.microsoft.com/office/drawing/2016/5/11/chartex" xmlns:cx6="http://schemas.microsoft.com/office/drawing/2016/5/12/chartex" xmlns:cx7="http://schemas.microsoft.com/office/drawing/2016/5/13/chartex" xmlns:cx8="http://schemas.microsoft.com/office/drawing/2016/5/14/chartex" xmlns:mc="http://schemas.openxmlformats.org/markup-compatibility/2006" xmlns:aink="http://schemas.microsoft.com/office/drawing/2016/ink" xmlns:am3d="http://schemas.microsoft.com/office/drawing/2017/model3d" xmlns:o="urn:schemas-microsoft-com:office:office" xmlns:r="http://schemas.openxmlformats.org/officeDocument/2006/relationships" xmlns:m="http://schemas.openxmlformats.org/officeDocument/2006/math" xmlns:v="urn:schemas-microsoft-com:vml" xmlns:wp14="http://schemas.microsoft.com/office/word/2010/wordprocessingDrawing" xmlns:wp="http://schemas.openxmlformats.org/drawingml/2006/wordprocessingDrawing" xmlns:w10="urn:schemas-microsoft-com:office:word" xmlns:w="http://schemas.openxmlformats.org/wordprocessingml/2006/main" xmlns:w14="http://schemas.microsoft.com/office/word/2010/wordml" xmlns:w15="http://schemas.microsoft.com/office/word/2012/wordml" xmlns:w16cex="http://schemas.microsoft.com/office/word/2018/wordml/cex" xmlns:w16cid="http://schemas.microsoft.com/office/word/2016/wordml/cid" xmlns:w16="http://schemas.microsoft.com/office/word/2018/wordml" xmlns:w16sdtdh="http://schemas.microsoft.com/office/word/2020/wordml/sdtdatahash" xmlns:w16se="http://schemas.microsoft.com/office/word/2015/wordml/symex" xmlns:wpg="http://schemas.microsoft.com/office/word/2010/wordprocessingGroup" xmlns:wpi="http://schemas.microsoft.com/office/word/2010/wordprocessingInk" xmlns:wne="http://schemas.microsoft.com/office/word/2006/wordml" xmlns:wps="http://schemas.microsoft.com/office/word/2010/wordprocessingShape" mc:Ignorable="w14 w15 w16se w16cid w16 w16cex w16sdtdh wp14">
+<w:numbering xmlns:wpc="http://schemas.microsoft.com/office/word/2010/wordprocessingCanvas" xmlns:cx="http://schemas.microsoft.com/office/drawing/2014/chartex" xmlns:cx1="http://schemas.microsoft.com/office/drawing/2015/9/8/chartex" xmlns:cx2="http://schemas.microsoft.com/office/drawing/2015/10/21/chartex" xmlns:cx3="http://schemas.microsoft.com/office/drawing/2016/5/9/chartex" xmlns:cx4="http://schemas.microsoft.com/office/drawing/2016/5/10/chartex" xmlns:cx5="http://schemas.microsoft.com/office/drawing/2016/5/11/chartex" xmlns:cx6="http://schemas.microsoft.com/office/drawing/2016/5/12/chartex" xmlns:cx7="http://schemas.microsoft.com/office/drawing/2016/5/13/chartex" xmlns:cx8="http://schemas.microsoft.com/office/drawing/2016/5/14/chartex" xmlns:mc="http://schemas.openxmlformats.org/markup-compatibility/2006" xmlns:m="http://schemas.openxmlformats.org/officeDocument/2006/math" xmlns:aink="http://schemas.microsoft.com/office/drawing/2016/ink" xmlns:am3d="http://schemas.microsoft.com/office/drawing/2017/model3d" xmlns:oel="http://schemas.microsoft.com/office/2019/extlst" xmlns:r="http://schemas.openxmlformats.org/officeDocument/2006/relationships" xmlns:wp14="http://schemas.microsoft.com/office/word/2010/wordprocessingDrawing" xmlns:wp="http://schemas.openxmlformats.org/drawingml/2006/wordprocessingDrawing" xmlns:wpg="http://schemas.microsoft.com/office/word/2010/wordprocessingGroup" xmlns:wpi="http://schemas.microsoft.com/office/word/2010/wordprocessingInk" xmlns:wps="http://schemas.microsoft.com/office/word/2010/wordprocessingShape" xmlns:o="urn:schemas-microsoft-com:office:office" xmlns:v="urn:schemas-microsoft-com:vml" xmlns:w10="urn:schemas-microsoft-com:office:word" xmlns:w="http://schemas.openxmlformats.org/wordprocessingml/2006/main" xmlns:w14="http://schemas.microsoft.com/office/word/2010/wordml" xmlns:w15="http://schemas.microsoft.com/office/word/2012/wordml" xmlns:w16cex="http://schemas.microsoft.com/office/word/2018/wordml/cex" xmlns:w16cid="http://schemas.microsoft.com/office/word/2016/wordml/cid" xmlns:w16="http://schemas.microsoft.com/office/word/2018/wordml" xmlns:w16sdtdh="http://schemas.microsoft.com/office/word/2020/wordml/sdtdatahash" xmlns:w16sdtfl="http://schemas.microsoft.com/office/word/2024/wordml/sdtformatlock" xmlns:w16se="http://schemas.microsoft.com/office/word/2015/wordml/symex" xmlns:w16du="http://schemas.microsoft.com/office/word/2023/wordml/word16du" xmlns:wne="http://schemas.microsoft.com/office/word/2006/wordml" mc:Ignorable="w14 w15 w16se w16cid w16 w16cex w16sdtdh w16sdtfl w16du wp14">
   <w:abstractNum w:abstractNumId="0" w15:restartNumberingAfterBreak="0">
     <w:nsid w:val="FFFFFF89"/>
     <w:multiLevelType w:val="singleLevel"/>
@@ -11360,58 +11375,58 @@
       </w:rPr>
     </w:lvl>
   </w:abstractNum>
-  <w:num w:numId="1">
+  <w:num w:numId="1" w16cid:durableId="794760424">
     <w:abstractNumId w:val="0"/>
   </w:num>
-  <w:num w:numId="2">
+  <w:num w:numId="2" w16cid:durableId="1224288878">
     <w:abstractNumId w:val="5"/>
   </w:num>
-  <w:num w:numId="3">
+  <w:num w:numId="3" w16cid:durableId="1662737955">
     <w:abstractNumId w:val="8"/>
   </w:num>
-  <w:num w:numId="4">
+  <w:num w:numId="4" w16cid:durableId="297152414">
     <w:abstractNumId w:val="7"/>
   </w:num>
-  <w:num w:numId="5">
+  <w:num w:numId="5" w16cid:durableId="132721449">
     <w:abstractNumId w:val="10"/>
   </w:num>
-  <w:num w:numId="6">
+  <w:num w:numId="6" w16cid:durableId="672925491">
     <w:abstractNumId w:val="14"/>
   </w:num>
-  <w:num w:numId="7">
+  <w:num w:numId="7" w16cid:durableId="544828254">
     <w:abstractNumId w:val="4"/>
   </w:num>
-  <w:num w:numId="8">
+  <w:num w:numId="8" w16cid:durableId="101073564">
     <w:abstractNumId w:val="13"/>
   </w:num>
-  <w:num w:numId="9">
+  <w:num w:numId="9" w16cid:durableId="802776271">
     <w:abstractNumId w:val="9"/>
   </w:num>
-  <w:num w:numId="10">
+  <w:num w:numId="10" w16cid:durableId="558831579">
     <w:abstractNumId w:val="1"/>
   </w:num>
-  <w:num w:numId="11">
+  <w:num w:numId="11" w16cid:durableId="1374618831">
     <w:abstractNumId w:val="2"/>
   </w:num>
-  <w:num w:numId="12">
+  <w:num w:numId="12" w16cid:durableId="860317006">
     <w:abstractNumId w:val="6"/>
   </w:num>
-  <w:num w:numId="13">
+  <w:num w:numId="13" w16cid:durableId="412319277">
     <w:abstractNumId w:val="12"/>
   </w:num>
-  <w:num w:numId="14">
+  <w:num w:numId="14" w16cid:durableId="968824725">
     <w:abstractNumId w:val="16"/>
   </w:num>
-  <w:num w:numId="15">
+  <w:num w:numId="15" w16cid:durableId="316418045">
     <w:abstractNumId w:val="3"/>
   </w:num>
-  <w:num w:numId="16">
+  <w:num w:numId="16" w16cid:durableId="23871184">
     <w:abstractNumId w:val="15"/>
   </w:num>
-  <w:num w:numId="17">
+  <w:num w:numId="17" w16cid:durableId="832650680">
     <w:abstractNumId w:val="8"/>
   </w:num>
-  <w:num w:numId="18">
+  <w:num w:numId="18" w16cid:durableId="1609586005">
     <w:abstractNumId w:val="11"/>
   </w:num>
   <w:numIdMacAtCleanup w:val="16"/>
@@ -11419,7 +11434,7 @@
 </file>
 
 <file path=word/styles.xml><?xml version="1.0" encoding="utf-8"?>
-<w:styles xmlns:mc="http://schemas.openxmlformats.org/markup-compatibility/2006" xmlns:r="http://schemas.openxmlformats.org/officeDocument/2006/relationships" xmlns:w="http://schemas.openxmlformats.org/wordprocessingml/2006/main" xmlns:w14="http://schemas.microsoft.com/office/word/2010/wordml" xmlns:w15="http://schemas.microsoft.com/office/word/2012/wordml" xmlns:w16cex="http://schemas.microsoft.com/office/word/2018/wordml/cex" xmlns:w16cid="http://schemas.microsoft.com/office/word/2016/wordml/cid" xmlns:w16="http://schemas.microsoft.com/office/word/2018/wordml" xmlns:w16sdtdh="http://schemas.microsoft.com/office/word/2020/wordml/sdtdatahash" xmlns:w16se="http://schemas.microsoft.com/office/word/2015/wordml/symex" mc:Ignorable="w14 w15 w16se w16cid w16 w16cex w16sdtdh">
+<w:styles xmlns:mc="http://schemas.openxmlformats.org/markup-compatibility/2006" xmlns:r="http://schemas.openxmlformats.org/officeDocument/2006/relationships" xmlns:w="http://schemas.openxmlformats.org/wordprocessingml/2006/main" xmlns:w14="http://schemas.microsoft.com/office/word/2010/wordml" xmlns:w15="http://schemas.microsoft.com/office/word/2012/wordml" xmlns:w16cex="http://schemas.microsoft.com/office/word/2018/wordml/cex" xmlns:w16cid="http://schemas.microsoft.com/office/word/2016/wordml/cid" xmlns:w16="http://schemas.microsoft.com/office/word/2018/wordml" xmlns:w16sdtdh="http://schemas.microsoft.com/office/word/2020/wordml/sdtdatahash" xmlns:w16sdtfl="http://schemas.microsoft.com/office/word/2024/wordml/sdtformatlock" xmlns:w16se="http://schemas.microsoft.com/office/word/2015/wordml/symex" xmlns:w16du="http://schemas.microsoft.com/office/word/2023/wordml/word16du" mc:Ignorable="w14 w15 w16se w16cid w16 w16cex w16sdtdh w16sdtfl w16du">
   <w:docDefaults>
     <w:rPrDefault>
       <w:rPr>
@@ -12794,7 +12809,7 @@
       <w14:ligatures w14:val="none"/>
     </w:rPr>
   </w:style>
-  <w:style w:type="character" w:styleId="Textoennegrita">
+  <w:style w:type="character" w:styleId="Fuerte">
     <w:name w:val="Strong"/>
     <w:basedOn w:val="Fuentedeprrafopredeter"/>
     <w:uiPriority w:val="22"/>
@@ -13171,6 +13186,21 @@
 </file>
 
 <file path=customXml/item2.xml><?xml version="1.0" encoding="utf-8"?>
+<p:properties xmlns:p="http://schemas.microsoft.com/office/2006/metadata/properties" xmlns:xsi="http://www.w3.org/2001/XMLSchema-instance" xmlns:pc="http://schemas.microsoft.com/office/infopath/2007/PartnerControls">
+  <documentManagement>
+    <TaxCatchAll xmlns="13c90a0b-73bc-4dc0-be5f-28d77b615beb" xsi:nil="true"/>
+    <lcf76f155ced4ddcb4097134ff3c332f xmlns="13c93bba-48ce-428c-bfe5-88b42c19b028">
+      <Terms xmlns="http://schemas.microsoft.com/office/infopath/2007/PartnerControls"/>
+    </lcf76f155ced4ddcb4097134ff3c332f>
+  </documentManagement>
+</p:properties>
+</file>
+
+<file path=customXml/item3.xml><?xml version="1.0" encoding="utf-8"?>
+<b:Sources xmlns:b="http://schemas.openxmlformats.org/officeDocument/2006/bibliography" xmlns="http://schemas.openxmlformats.org/officeDocument/2006/bibliography" SelectedStyle="\APASixthEditionOfficeOnline.xsl" StyleName="APA" Version="6"/>
+</file>
+
+<file path=customXml/item4.xml><?xml version="1.0" encoding="utf-8"?>
 <ct:contentTypeSchema xmlns:ct="http://schemas.microsoft.com/office/2006/metadata/contentType" xmlns:ma="http://schemas.microsoft.com/office/2006/metadata/properties/metaAttributes" ct:_="" ma:_="" ma:contentTypeName="Documento" ma:contentTypeID="0x0101006A81D6BD42E8DF4C91013959704817E1" ma:contentTypeVersion="15" ma:contentTypeDescription="Crear nuevo documento." ma:contentTypeScope="" ma:versionID="bf4f72ffd194f0963ff564daca6869f7">
   <xsd:schema xmlns:xsd="http://www.w3.org/2001/XMLSchema" xmlns:xs="http://www.w3.org/2001/XMLSchema" xmlns:p="http://schemas.microsoft.com/office/2006/metadata/properties" xmlns:ns2="13c90a0b-73bc-4dc0-be5f-28d77b615beb" xmlns:ns3="13c93bba-48ce-428c-bfe5-88b42c19b028" targetNamespace="http://schemas.microsoft.com/office/2006/metadata/properties" ma:root="true" ma:fieldsID="8718d6f4873a5b1392a45044efa78385" ns2:_="" ns3:_="">
     <xsd:import namespace="13c90a0b-73bc-4dc0-be5f-28d77b615beb"/>
@@ -13405,21 +13435,6 @@
 </ct:contentTypeSchema>
 </file>
 
-<file path=customXml/item3.xml><?xml version="1.0" encoding="utf-8"?>
-<b:Sources xmlns:b="http://schemas.openxmlformats.org/officeDocument/2006/bibliography" xmlns="http://schemas.openxmlformats.org/officeDocument/2006/bibliography" SelectedStyle="\APASixthEditionOfficeOnline.xsl" StyleName="APA" Version="6"/>
-</file>
-
-<file path=customXml/item4.xml><?xml version="1.0" encoding="utf-8"?>
-<p:properties xmlns:p="http://schemas.microsoft.com/office/2006/metadata/properties" xmlns:xsi="http://www.w3.org/2001/XMLSchema-instance" xmlns:pc="http://schemas.microsoft.com/office/infopath/2007/PartnerControls">
-  <documentManagement>
-    <TaxCatchAll xmlns="13c90a0b-73bc-4dc0-be5f-28d77b615beb" xsi:nil="true"/>
-    <lcf76f155ced4ddcb4097134ff3c332f xmlns="13c93bba-48ce-428c-bfe5-88b42c19b028">
-      <Terms xmlns="http://schemas.microsoft.com/office/infopath/2007/PartnerControls"/>
-    </lcf76f155ced4ddcb4097134ff3c332f>
-  </documentManagement>
-</p:properties>
-</file>
-
 <file path=customXml/itemProps1.xml><?xml version="1.0" encoding="utf-8"?>
 <ds:datastoreItem xmlns:ds="http://schemas.openxmlformats.org/officeDocument/2006/customXml" ds:itemID="{81CBDEC1-3B00-44ED-AD36-0268077980BA}">
   <ds:schemaRefs>
@@ -13429,6 +13444,25 @@
 </file>
 
 <file path=customXml/itemProps2.xml><?xml version="1.0" encoding="utf-8"?>
+<ds:datastoreItem xmlns:ds="http://schemas.openxmlformats.org/officeDocument/2006/customXml" ds:itemID="{1145D752-ACC1-45E1-AB53-0C756F67FC7F}">
+  <ds:schemaRefs>
+    <ds:schemaRef ds:uri="http://schemas.microsoft.com/office/2006/metadata/properties"/>
+    <ds:schemaRef ds:uri="http://schemas.microsoft.com/office/infopath/2007/PartnerControls"/>
+    <ds:schemaRef ds:uri="13c90a0b-73bc-4dc0-be5f-28d77b615beb"/>
+    <ds:schemaRef ds:uri="13c93bba-48ce-428c-bfe5-88b42c19b028"/>
+  </ds:schemaRefs>
+</ds:datastoreItem>
+</file>
+
+<file path=customXml/itemProps3.xml><?xml version="1.0" encoding="utf-8"?>
+<ds:datastoreItem xmlns:ds="http://schemas.openxmlformats.org/officeDocument/2006/customXml" ds:itemID="{E8AB44A3-7C62-4BD2-82ED-8ABC209970FA}">
+  <ds:schemaRefs>
+    <ds:schemaRef ds:uri="http://schemas.openxmlformats.org/officeDocument/2006/bibliography"/>
+  </ds:schemaRefs>
+</ds:datastoreItem>
+</file>
+
+<file path=customXml/itemProps4.xml><?xml version="1.0" encoding="utf-8"?>
 <ds:datastoreItem xmlns:ds="http://schemas.openxmlformats.org/officeDocument/2006/customXml" ds:itemID="{03EECAA0-8291-434E-BCF8-77B7C2D10B03}">
   <ds:schemaRefs>
     <ds:schemaRef ds:uri="http://schemas.microsoft.com/office/2006/metadata/contentType"/>
@@ -13445,23 +13479,4 @@
     <ds:schemaRef ds:uri="http://schemas.microsoft.com/internal/obd"/>
   </ds:schemaRefs>
 </ds:datastoreItem>
-</file>
-
-<file path=customXml/itemProps3.xml><?xml version="1.0" encoding="utf-8"?>
-<ds:datastoreItem xmlns:ds="http://schemas.openxmlformats.org/officeDocument/2006/customXml" ds:itemID="{E8AB44A3-7C62-4BD2-82ED-8ABC209970FA}">
-  <ds:schemaRefs>
-    <ds:schemaRef ds:uri="http://schemas.openxmlformats.org/officeDocument/2006/bibliography"/>
-  </ds:schemaRefs>
-</ds:datastoreItem>
-</file>
-
-<file path=customXml/itemProps4.xml><?xml version="1.0" encoding="utf-8"?>
-<ds:datastoreItem xmlns:ds="http://schemas.openxmlformats.org/officeDocument/2006/customXml" ds:itemID="{1145D752-ACC1-45E1-AB53-0C756F67FC7F}">
-  <ds:schemaRefs>
-    <ds:schemaRef ds:uri="http://schemas.microsoft.com/office/2006/metadata/properties"/>
-    <ds:schemaRef ds:uri="http://schemas.microsoft.com/office/infopath/2007/PartnerControls"/>
-    <ds:schemaRef ds:uri="13c90a0b-73bc-4dc0-be5f-28d77b615beb"/>
-    <ds:schemaRef ds:uri="13c93bba-48ce-428c-bfe5-88b42c19b028"/>
-  </ds:schemaRefs>
-</ds:datastoreItem>
 </file>
--- a/fuentes/633400_CF02_CFA.docx
+++ b/fuentes/633400_CF02_CFA.docx
@@ -203,7 +203,7 @@
                 <v:stroke joinstyle="miter"/>
                 <v:path gradientshapeok="t" o:connecttype="rect"/>
               </v:shapetype>
-              <v:shape id="Cuadro de texto 2" o:spid="_x0000_s1026" type="#_x0000_t202" alt="&quot;&quot;" style="position:absolute;left:0;text-align:left;margin-left:-19.05pt;margin-top:34.1pt;width:499.8pt;height:189.2pt;z-index:251663360;visibility:visible;mso-wrap-style:square;mso-width-percent:0;mso-height-percent:0;mso-wrap-distance-left:9pt;mso-wrap-distance-top:3.6pt;mso-wrap-distance-right:9pt;mso-wrap-distance-bottom:3.6pt;mso-position-horizontal:absolute;mso-position-horizontal-relative:text;mso-position-vertical:absolute;mso-position-vertical-relative:text;mso-width-percent:0;mso-height-percent:0;mso-width-relative:margin;mso-height-relative:margin;v-text-anchor:top" o:gfxdata="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" filled="f" stroked="f">
+              <v:shape id="Cuadro de texto 2" o:spid="_x0000_s1026" type="#_x0000_t202" alt="&quot;&quot;" style="position:absolute;left:0;text-align:left;margin-left:-19.05pt;margin-top:34.1pt;width:499.8pt;height:189.2pt;z-index:251663360;visibility:visible;mso-wrap-style:square;mso-width-percent:0;mso-height-percent:0;mso-wrap-distance-left:9pt;mso-wrap-distance-top:3.6pt;mso-wrap-distance-right:9pt;mso-wrap-distance-bottom:3.6pt;mso-position-horizontal:absolute;mso-position-horizontal-relative:text;mso-position-vertical:absolute;mso-position-vertical-relative:text;mso-width-percent:0;mso-height-percent:0;mso-width-relative:margin;mso-height-relative:margin;v-text-anchor:top" o:gfxdata="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" filled="f" stroked="f">
                 <v:textbox>
                   <w:txbxContent>
                     <w:p>
@@ -556,10 +556,9 @@
             <w:rPr>
               <w:rFonts w:eastAsiaTheme="minorEastAsia"/>
               <w:noProof/>
-              <w:kern w:val="0"/>
-              <w:sz w:val="22"/>
-              <w:lang w:eastAsia="es-CO"/>
-              <w14:ligatures w14:val="none"/>
+              <w:sz w:val="24"/>
+              <w:szCs w:val="24"/>
+              <w:lang w:eastAsia="es-MX"/>
             </w:rPr>
           </w:pPr>
           <w:r>
@@ -571,7 +570,7 @@
           <w:r>
             <w:fldChar w:fldCharType="separate"/>
           </w:r>
-          <w:hyperlink w:anchor="_Toc240648156" w:history="1">
+          <w:hyperlink w:anchor="_Toc242800050" w:history="1">
             <w:r>
               <w:rPr>
                 <w:rStyle w:val="Hipervnculo"/>
@@ -598,7 +597,7 @@
                 <w:noProof/>
                 <w:webHidden/>
               </w:rPr>
-              <w:instrText xml:space="preserve"> PAGEREF _Toc240648156 \h </w:instrText>
+              <w:instrText xml:space="preserve"> PAGEREF _Toc242800050 \h </w:instrText>
             </w:r>
             <w:r>
               <w:rPr>
@@ -635,13 +634,12 @@
             <w:rPr>
               <w:rFonts w:eastAsiaTheme="minorEastAsia"/>
               <w:noProof/>
-              <w:kern w:val="0"/>
-              <w:sz w:val="22"/>
-              <w:lang w:eastAsia="es-CO"/>
-              <w14:ligatures w14:val="none"/>
+              <w:sz w:val="24"/>
+              <w:szCs w:val="24"/>
+              <w:lang w:eastAsia="es-MX"/>
             </w:rPr>
           </w:pPr>
-          <w:hyperlink w:anchor="_Toc240648157" w:history="1">
+          <w:hyperlink w:anchor="_Toc242800051" w:history="1">
             <w:r>
               <w:rPr>
                 <w:rStyle w:val="Hipervnculo"/>
@@ -653,10 +651,9 @@
               <w:rPr>
                 <w:rFonts w:eastAsiaTheme="minorEastAsia"/>
                 <w:noProof/>
-                <w:kern w:val="0"/>
-                <w:sz w:val="22"/>
-                <w:lang w:eastAsia="es-CO"/>
-                <w14:ligatures w14:val="none"/>
+                <w:sz w:val="24"/>
+                <w:szCs w:val="24"/>
+                <w:lang w:eastAsia="es-MX"/>
               </w:rPr>
               <w:tab/>
             </w:r>
@@ -686,7 +683,7 @@
                 <w:noProof/>
                 <w:webHidden/>
               </w:rPr>
-              <w:instrText xml:space="preserve"> PAGEREF _Toc240648157 \h </w:instrText>
+              <w:instrText xml:space="preserve"> PAGEREF _Toc242800051 \h </w:instrText>
             </w:r>
             <w:r>
               <w:rPr>
@@ -723,13 +720,12 @@
             <w:rPr>
               <w:rFonts w:eastAsiaTheme="minorEastAsia"/>
               <w:noProof/>
-              <w:kern w:val="0"/>
-              <w:sz w:val="22"/>
-              <w:lang w:eastAsia="es-CO"/>
-              <w14:ligatures w14:val="none"/>
+              <w:sz w:val="24"/>
+              <w:szCs w:val="24"/>
+              <w:lang w:eastAsia="es-MX"/>
             </w:rPr>
           </w:pPr>
-          <w:hyperlink w:anchor="_Toc240648158" w:history="1">
+          <w:hyperlink w:anchor="_Toc242800052" w:history="1">
             <w:r>
               <w:rPr>
                 <w:rStyle w:val="Hipervnculo"/>
@@ -741,10 +737,9 @@
               <w:rPr>
                 <w:rFonts w:eastAsiaTheme="minorEastAsia"/>
                 <w:noProof/>
-                <w:kern w:val="0"/>
-                <w:sz w:val="22"/>
-                <w:lang w:eastAsia="es-CO"/>
-                <w14:ligatures w14:val="none"/>
+                <w:sz w:val="24"/>
+                <w:szCs w:val="24"/>
+                <w:lang w:eastAsia="es-MX"/>
               </w:rPr>
               <w:tab/>
             </w:r>
@@ -774,7 +769,7 @@
                 <w:noProof/>
                 <w:webHidden/>
               </w:rPr>
-              <w:instrText xml:space="preserve"> PAGEREF _Toc240648158 \h </w:instrText>
+              <w:instrText xml:space="preserve"> PAGEREF _Toc242800052 \h </w:instrText>
             </w:r>
             <w:r>
               <w:rPr>
@@ -811,13 +806,12 @@
             <w:rPr>
               <w:rFonts w:eastAsiaTheme="minorEastAsia"/>
               <w:noProof/>
-              <w:kern w:val="0"/>
-              <w:sz w:val="22"/>
-              <w:lang w:eastAsia="es-CO"/>
-              <w14:ligatures w14:val="none"/>
+              <w:sz w:val="24"/>
+              <w:szCs w:val="24"/>
+              <w:lang w:eastAsia="es-MX"/>
             </w:rPr>
           </w:pPr>
-          <w:hyperlink w:anchor="_Toc240648159" w:history="1">
+          <w:hyperlink w:anchor="_Toc242800053" w:history="1">
             <w:r>
               <w:rPr>
                 <w:rStyle w:val="Hipervnculo"/>
@@ -829,10 +823,9 @@
               <w:rPr>
                 <w:rFonts w:eastAsiaTheme="minorEastAsia"/>
                 <w:noProof/>
-                <w:kern w:val="0"/>
-                <w:sz w:val="22"/>
-                <w:lang w:eastAsia="es-CO"/>
-                <w14:ligatures w14:val="none"/>
+                <w:sz w:val="24"/>
+                <w:szCs w:val="24"/>
+                <w:lang w:eastAsia="es-MX"/>
               </w:rPr>
               <w:tab/>
             </w:r>
@@ -862,7 +855,7 @@
                 <w:noProof/>
                 <w:webHidden/>
               </w:rPr>
-              <w:instrText xml:space="preserve"> PAGEREF _Toc240648159 \h </w:instrText>
+              <w:instrText xml:space="preserve"> PAGEREF _Toc242800053 \h </w:instrText>
             </w:r>
             <w:r>
               <w:rPr>
@@ -899,13 +892,12 @@
             <w:rPr>
               <w:rFonts w:eastAsiaTheme="minorEastAsia"/>
               <w:noProof/>
-              <w:kern w:val="0"/>
-              <w:sz w:val="22"/>
-              <w:lang w:eastAsia="es-CO"/>
-              <w14:ligatures w14:val="none"/>
+              <w:sz w:val="24"/>
+              <w:szCs w:val="24"/>
+              <w:lang w:eastAsia="es-MX"/>
             </w:rPr>
           </w:pPr>
-          <w:hyperlink w:anchor="_Toc240648160" w:history="1">
+          <w:hyperlink w:anchor="_Toc242800054" w:history="1">
             <w:r>
               <w:rPr>
                 <w:rStyle w:val="Hipervnculo"/>
@@ -917,10 +909,9 @@
               <w:rPr>
                 <w:rFonts w:eastAsiaTheme="minorEastAsia"/>
                 <w:noProof/>
-                <w:kern w:val="0"/>
-                <w:sz w:val="22"/>
-                <w:lang w:eastAsia="es-CO"/>
-                <w14:ligatures w14:val="none"/>
+                <w:sz w:val="24"/>
+                <w:szCs w:val="24"/>
+                <w:lang w:eastAsia="es-MX"/>
               </w:rPr>
               <w:tab/>
             </w:r>
@@ -950,7 +941,7 @@
                 <w:noProof/>
                 <w:webHidden/>
               </w:rPr>
-              <w:instrText xml:space="preserve"> PAGEREF _Toc240648160 \h </w:instrText>
+              <w:instrText xml:space="preserve"> PAGEREF _Toc242800054 \h </w:instrText>
             </w:r>
             <w:r>
               <w:rPr>
@@ -987,13 +978,12 @@
             <w:rPr>
               <w:rFonts w:eastAsiaTheme="minorEastAsia"/>
               <w:noProof/>
-              <w:kern w:val="0"/>
-              <w:sz w:val="22"/>
-              <w:lang w:eastAsia="es-CO"/>
-              <w14:ligatures w14:val="none"/>
+              <w:sz w:val="24"/>
+              <w:szCs w:val="24"/>
+              <w:lang w:eastAsia="es-MX"/>
             </w:rPr>
           </w:pPr>
-          <w:hyperlink w:anchor="_Toc240648161" w:history="1">
+          <w:hyperlink w:anchor="_Toc242800055" w:history="1">
             <w:r>
               <w:rPr>
                 <w:rStyle w:val="Hipervnculo"/>
@@ -1005,10 +995,9 @@
               <w:rPr>
                 <w:rFonts w:eastAsiaTheme="minorEastAsia"/>
                 <w:noProof/>
-                <w:kern w:val="0"/>
-                <w:sz w:val="22"/>
-                <w:lang w:eastAsia="es-CO"/>
-                <w14:ligatures w14:val="none"/>
+                <w:sz w:val="24"/>
+                <w:szCs w:val="24"/>
+                <w:lang w:eastAsia="es-MX"/>
               </w:rPr>
               <w:tab/>
             </w:r>
@@ -1038,7 +1027,7 @@
                 <w:noProof/>
                 <w:webHidden/>
               </w:rPr>
-              <w:instrText xml:space="preserve"> PAGEREF _Toc240648161 \h </w:instrText>
+              <w:instrText xml:space="preserve"> PAGEREF _Toc242800055 \h </w:instrText>
             </w:r>
             <w:r>
               <w:rPr>
@@ -1075,13 +1064,12 @@
             <w:rPr>
               <w:rFonts w:eastAsiaTheme="minorEastAsia"/>
               <w:noProof/>
-              <w:kern w:val="0"/>
-              <w:sz w:val="22"/>
-              <w:lang w:eastAsia="es-CO"/>
-              <w14:ligatures w14:val="none"/>
+              <w:sz w:val="24"/>
+              <w:szCs w:val="24"/>
+              <w:lang w:eastAsia="es-MX"/>
             </w:rPr>
           </w:pPr>
-          <w:hyperlink w:anchor="_Toc240648162" w:history="1">
+          <w:hyperlink w:anchor="_Toc242800056" w:history="1">
             <w:r>
               <w:rPr>
                 <w:rStyle w:val="Hipervnculo"/>
@@ -1093,10 +1081,9 @@
               <w:rPr>
                 <w:rFonts w:eastAsiaTheme="minorEastAsia"/>
                 <w:noProof/>
-                <w:kern w:val="0"/>
-                <w:sz w:val="22"/>
-                <w:lang w:eastAsia="es-CO"/>
-                <w14:ligatures w14:val="none"/>
+                <w:sz w:val="24"/>
+                <w:szCs w:val="24"/>
+                <w:lang w:eastAsia="es-MX"/>
               </w:rPr>
               <w:tab/>
             </w:r>
@@ -1126,7 +1113,7 @@
                 <w:noProof/>
                 <w:webHidden/>
               </w:rPr>
-              <w:instrText xml:space="preserve"> PAGEREF _Toc240648162 \h </w:instrText>
+              <w:instrText xml:space="preserve"> PAGEREF _Toc242800056 \h </w:instrText>
             </w:r>
             <w:r>
               <w:rPr>
@@ -1163,13 +1150,12 @@
             <w:rPr>
               <w:rFonts w:eastAsiaTheme="minorEastAsia"/>
               <w:noProof/>
-              <w:kern w:val="0"/>
-              <w:sz w:val="22"/>
-              <w:lang w:eastAsia="es-CO"/>
-              <w14:ligatures w14:val="none"/>
+              <w:sz w:val="24"/>
+              <w:szCs w:val="24"/>
+              <w:lang w:eastAsia="es-MX"/>
             </w:rPr>
           </w:pPr>
-          <w:hyperlink w:anchor="_Toc240648163" w:history="1">
+          <w:hyperlink w:anchor="_Toc242800057" w:history="1">
             <w:r>
               <w:rPr>
                 <w:rStyle w:val="Hipervnculo"/>
@@ -1181,10 +1167,9 @@
               <w:rPr>
                 <w:rFonts w:eastAsiaTheme="minorEastAsia"/>
                 <w:noProof/>
-                <w:kern w:val="0"/>
-                <w:sz w:val="22"/>
-                <w:lang w:eastAsia="es-CO"/>
-                <w14:ligatures w14:val="none"/>
+                <w:sz w:val="24"/>
+                <w:szCs w:val="24"/>
+                <w:lang w:eastAsia="es-MX"/>
               </w:rPr>
               <w:tab/>
             </w:r>
@@ -1214,7 +1199,7 @@
                 <w:noProof/>
                 <w:webHidden/>
               </w:rPr>
-              <w:instrText xml:space="preserve"> PAGEREF _Toc240648163 \h </w:instrText>
+              <w:instrText xml:space="preserve"> PAGEREF _Toc242800057 \h </w:instrText>
             </w:r>
             <w:r>
               <w:rPr>
@@ -1251,13 +1236,12 @@
             <w:rPr>
               <w:rFonts w:eastAsiaTheme="minorEastAsia"/>
               <w:noProof/>
-              <w:kern w:val="0"/>
-              <w:sz w:val="22"/>
-              <w:lang w:eastAsia="es-CO"/>
-              <w14:ligatures w14:val="none"/>
+              <w:sz w:val="24"/>
+              <w:szCs w:val="24"/>
+              <w:lang w:eastAsia="es-MX"/>
             </w:rPr>
           </w:pPr>
-          <w:hyperlink w:anchor="_Toc240648164" w:history="1">
+          <w:hyperlink w:anchor="_Toc242800058" w:history="1">
             <w:r>
               <w:rPr>
                 <w:rStyle w:val="Hipervnculo"/>
@@ -1269,10 +1253,9 @@
               <w:rPr>
                 <w:rFonts w:eastAsiaTheme="minorEastAsia"/>
                 <w:noProof/>
-                <w:kern w:val="0"/>
-                <w:sz w:val="22"/>
-                <w:lang w:eastAsia="es-CO"/>
-                <w14:ligatures w14:val="none"/>
+                <w:sz w:val="24"/>
+                <w:szCs w:val="24"/>
+                <w:lang w:eastAsia="es-MX"/>
               </w:rPr>
               <w:tab/>
             </w:r>
@@ -1302,7 +1285,7 @@
                 <w:noProof/>
                 <w:webHidden/>
               </w:rPr>
-              <w:instrText xml:space="preserve"> PAGEREF _Toc240648164 \h </w:instrText>
+              <w:instrText xml:space="preserve"> PAGEREF _Toc242800058 \h </w:instrText>
             </w:r>
             <w:r>
               <w:rPr>
@@ -1339,13 +1322,12 @@
             <w:rPr>
               <w:rFonts w:eastAsiaTheme="minorEastAsia"/>
               <w:noProof/>
-              <w:kern w:val="0"/>
-              <w:sz w:val="22"/>
-              <w:lang w:eastAsia="es-CO"/>
-              <w14:ligatures w14:val="none"/>
+              <w:sz w:val="24"/>
+              <w:szCs w:val="24"/>
+              <w:lang w:eastAsia="es-MX"/>
             </w:rPr>
           </w:pPr>
-          <w:hyperlink w:anchor="_Toc240648165" w:history="1">
+          <w:hyperlink w:anchor="_Toc242800059" w:history="1">
             <w:r>
               <w:rPr>
                 <w:rStyle w:val="Hipervnculo"/>
@@ -1357,10 +1339,9 @@
               <w:rPr>
                 <w:rFonts w:eastAsiaTheme="minorEastAsia"/>
                 <w:noProof/>
-                <w:kern w:val="0"/>
-                <w:sz w:val="22"/>
-                <w:lang w:eastAsia="es-CO"/>
-                <w14:ligatures w14:val="none"/>
+                <w:sz w:val="24"/>
+                <w:szCs w:val="24"/>
+                <w:lang w:eastAsia="es-MX"/>
               </w:rPr>
               <w:tab/>
             </w:r>
@@ -1390,7 +1371,7 @@
                 <w:noProof/>
                 <w:webHidden/>
               </w:rPr>
-              <w:instrText xml:space="preserve"> PAGEREF _Toc240648165 \h </w:instrText>
+              <w:instrText xml:space="preserve"> PAGEREF _Toc242800059 \h </w:instrText>
             </w:r>
             <w:r>
               <w:rPr>
@@ -1427,13 +1408,12 @@
             <w:rPr>
               <w:rFonts w:eastAsiaTheme="minorEastAsia"/>
               <w:noProof/>
-              <w:kern w:val="0"/>
-              <w:sz w:val="22"/>
-              <w:lang w:eastAsia="es-CO"/>
-              <w14:ligatures w14:val="none"/>
+              <w:sz w:val="24"/>
+              <w:szCs w:val="24"/>
+              <w:lang w:eastAsia="es-MX"/>
             </w:rPr>
           </w:pPr>
-          <w:hyperlink w:anchor="_Toc240648166" w:history="1">
+          <w:hyperlink w:anchor="_Toc242800060" w:history="1">
             <w:r>
               <w:rPr>
                 <w:rStyle w:val="Hipervnculo"/>
@@ -1445,10 +1425,9 @@
               <w:rPr>
                 <w:rFonts w:eastAsiaTheme="minorEastAsia"/>
                 <w:noProof/>
-                <w:kern w:val="0"/>
-                <w:sz w:val="22"/>
-                <w:lang w:eastAsia="es-CO"/>
-                <w14:ligatures w14:val="none"/>
+                <w:sz w:val="24"/>
+                <w:szCs w:val="24"/>
+                <w:lang w:eastAsia="es-MX"/>
               </w:rPr>
               <w:tab/>
             </w:r>
@@ -1478,7 +1457,7 @@
                 <w:noProof/>
                 <w:webHidden/>
               </w:rPr>
-              <w:instrText xml:space="preserve"> PAGEREF _Toc240648166 \h </w:instrText>
+              <w:instrText xml:space="preserve"> PAGEREF _Toc242800060 \h </w:instrText>
             </w:r>
             <w:r>
               <w:rPr>
@@ -1515,13 +1494,12 @@
             <w:rPr>
               <w:rFonts w:eastAsiaTheme="minorEastAsia"/>
               <w:noProof/>
-              <w:kern w:val="0"/>
-              <w:sz w:val="22"/>
-              <w:lang w:eastAsia="es-CO"/>
-              <w14:ligatures w14:val="none"/>
+              <w:sz w:val="24"/>
+              <w:szCs w:val="24"/>
+              <w:lang w:eastAsia="es-MX"/>
             </w:rPr>
           </w:pPr>
-          <w:hyperlink w:anchor="_Toc240648167" w:history="1">
+          <w:hyperlink w:anchor="_Toc242800061" w:history="1">
             <w:r>
               <w:rPr>
                 <w:rStyle w:val="Hipervnculo"/>
@@ -1533,10 +1511,9 @@
               <w:rPr>
                 <w:rFonts w:eastAsiaTheme="minorEastAsia"/>
                 <w:noProof/>
-                <w:kern w:val="0"/>
-                <w:sz w:val="22"/>
-                <w:lang w:eastAsia="es-CO"/>
-                <w14:ligatures w14:val="none"/>
+                <w:sz w:val="24"/>
+                <w:szCs w:val="24"/>
+                <w:lang w:eastAsia="es-MX"/>
               </w:rPr>
               <w:tab/>
             </w:r>
@@ -1566,7 +1543,7 @@
                 <w:noProof/>
                 <w:webHidden/>
               </w:rPr>
-              <w:instrText xml:space="preserve"> PAGEREF _Toc240648167 \h </w:instrText>
+              <w:instrText xml:space="preserve"> PAGEREF _Toc242800061 \h </w:instrText>
             </w:r>
             <w:r>
               <w:rPr>
@@ -1603,13 +1580,12 @@
             <w:rPr>
               <w:rFonts w:eastAsiaTheme="minorEastAsia"/>
               <w:noProof/>
-              <w:kern w:val="0"/>
-              <w:sz w:val="22"/>
-              <w:lang w:eastAsia="es-CO"/>
-              <w14:ligatures w14:val="none"/>
+              <w:sz w:val="24"/>
+              <w:szCs w:val="24"/>
+              <w:lang w:eastAsia="es-MX"/>
             </w:rPr>
           </w:pPr>
-          <w:hyperlink w:anchor="_Toc240648168" w:history="1">
+          <w:hyperlink w:anchor="_Toc242800062" w:history="1">
             <w:r>
               <w:rPr>
                 <w:rStyle w:val="Hipervnculo"/>
@@ -1621,10 +1597,9 @@
               <w:rPr>
                 <w:rFonts w:eastAsiaTheme="minorEastAsia"/>
                 <w:noProof/>
-                <w:kern w:val="0"/>
-                <w:sz w:val="22"/>
-                <w:lang w:eastAsia="es-CO"/>
-                <w14:ligatures w14:val="none"/>
+                <w:sz w:val="24"/>
+                <w:szCs w:val="24"/>
+                <w:lang w:eastAsia="es-MX"/>
               </w:rPr>
               <w:tab/>
             </w:r>
@@ -1654,7 +1629,7 @@
                 <w:noProof/>
                 <w:webHidden/>
               </w:rPr>
-              <w:instrText xml:space="preserve"> PAGEREF _Toc240648168 \h </w:instrText>
+              <w:instrText xml:space="preserve"> PAGEREF _Toc242800062 \h </w:instrText>
             </w:r>
             <w:r>
               <w:rPr>
@@ -1691,13 +1666,12 @@
             <w:rPr>
               <w:rFonts w:eastAsiaTheme="minorEastAsia"/>
               <w:noProof/>
-              <w:kern w:val="0"/>
-              <w:sz w:val="22"/>
-              <w:lang w:eastAsia="es-CO"/>
-              <w14:ligatures w14:val="none"/>
+              <w:sz w:val="24"/>
+              <w:szCs w:val="24"/>
+              <w:lang w:eastAsia="es-MX"/>
             </w:rPr>
           </w:pPr>
-          <w:hyperlink w:anchor="_Toc240648169" w:history="1">
+          <w:hyperlink w:anchor="_Toc242800063" w:history="1">
             <w:r>
               <w:rPr>
                 <w:rStyle w:val="Hipervnculo"/>
@@ -1709,10 +1683,9 @@
               <w:rPr>
                 <w:rFonts w:eastAsiaTheme="minorEastAsia"/>
                 <w:noProof/>
-                <w:kern w:val="0"/>
-                <w:sz w:val="22"/>
-                <w:lang w:eastAsia="es-CO"/>
-                <w14:ligatures w14:val="none"/>
+                <w:sz w:val="24"/>
+                <w:szCs w:val="24"/>
+                <w:lang w:eastAsia="es-MX"/>
               </w:rPr>
               <w:tab/>
             </w:r>
@@ -1742,7 +1715,7 @@
                 <w:noProof/>
                 <w:webHidden/>
               </w:rPr>
-              <w:instrText xml:space="preserve"> PAGEREF _Toc240648169 \h </w:instrText>
+              <w:instrText xml:space="preserve"> PAGEREF _Toc242800063 \h </w:instrText>
             </w:r>
             <w:r>
               <w:rPr>
@@ -1779,13 +1752,12 @@
             <w:rPr>
               <w:rFonts w:eastAsiaTheme="minorEastAsia"/>
               <w:noProof/>
-              <w:kern w:val="0"/>
-              <w:sz w:val="22"/>
-              <w:lang w:eastAsia="es-CO"/>
-              <w14:ligatures w14:val="none"/>
+              <w:sz w:val="24"/>
+              <w:szCs w:val="24"/>
+              <w:lang w:eastAsia="es-MX"/>
             </w:rPr>
           </w:pPr>
-          <w:hyperlink w:anchor="_Toc240648170" w:history="1">
+          <w:hyperlink w:anchor="_Toc242800064" w:history="1">
             <w:r>
               <w:rPr>
                 <w:rStyle w:val="Hipervnculo"/>
@@ -1797,10 +1769,9 @@
               <w:rPr>
                 <w:rFonts w:eastAsiaTheme="minorEastAsia"/>
                 <w:noProof/>
-                <w:kern w:val="0"/>
-                <w:sz w:val="22"/>
-                <w:lang w:eastAsia="es-CO"/>
-                <w14:ligatures w14:val="none"/>
+                <w:sz w:val="24"/>
+                <w:szCs w:val="24"/>
+                <w:lang w:eastAsia="es-MX"/>
               </w:rPr>
               <w:tab/>
             </w:r>
@@ -1830,7 +1801,7 @@
                 <w:noProof/>
                 <w:webHidden/>
               </w:rPr>
-              <w:instrText xml:space="preserve"> PAGEREF _Toc240648170 \h </w:instrText>
+              <w:instrText xml:space="preserve"> PAGEREF _Toc242800064 \h </w:instrText>
             </w:r>
             <w:r>
               <w:rPr>
@@ -1867,13 +1838,12 @@
             <w:rPr>
               <w:rFonts w:eastAsiaTheme="minorEastAsia"/>
               <w:noProof/>
-              <w:kern w:val="0"/>
-              <w:sz w:val="22"/>
-              <w:lang w:eastAsia="es-CO"/>
-              <w14:ligatures w14:val="none"/>
+              <w:sz w:val="24"/>
+              <w:szCs w:val="24"/>
+              <w:lang w:eastAsia="es-MX"/>
             </w:rPr>
           </w:pPr>
-          <w:hyperlink w:anchor="_Toc240648171" w:history="1">
+          <w:hyperlink w:anchor="_Toc242800065" w:history="1">
             <w:r>
               <w:rPr>
                 <w:rStyle w:val="Hipervnculo"/>
@@ -1885,10 +1855,9 @@
               <w:rPr>
                 <w:rFonts w:eastAsiaTheme="minorEastAsia"/>
                 <w:noProof/>
-                <w:kern w:val="0"/>
-                <w:sz w:val="22"/>
-                <w:lang w:eastAsia="es-CO"/>
-                <w14:ligatures w14:val="none"/>
+                <w:sz w:val="24"/>
+                <w:szCs w:val="24"/>
+                <w:lang w:eastAsia="es-MX"/>
               </w:rPr>
               <w:tab/>
             </w:r>
@@ -1918,7 +1887,7 @@
                 <w:noProof/>
                 <w:webHidden/>
               </w:rPr>
-              <w:instrText xml:space="preserve"> PAGEREF _Toc240648171 \h </w:instrText>
+              <w:instrText xml:space="preserve"> PAGEREF _Toc242800065 \h </w:instrText>
             </w:r>
             <w:r>
               <w:rPr>
@@ -1955,13 +1924,12 @@
             <w:rPr>
               <w:rFonts w:eastAsiaTheme="minorEastAsia"/>
               <w:noProof/>
-              <w:kern w:val="0"/>
-              <w:sz w:val="22"/>
-              <w:lang w:eastAsia="es-CO"/>
-              <w14:ligatures w14:val="none"/>
+              <w:sz w:val="24"/>
+              <w:szCs w:val="24"/>
+              <w:lang w:eastAsia="es-MX"/>
             </w:rPr>
           </w:pPr>
-          <w:hyperlink w:anchor="_Toc240648172" w:history="1">
+          <w:hyperlink w:anchor="_Toc242800066" w:history="1">
             <w:r>
               <w:rPr>
                 <w:rStyle w:val="Hipervnculo"/>
@@ -1988,7 +1956,7 @@
                 <w:noProof/>
                 <w:webHidden/>
               </w:rPr>
-              <w:instrText xml:space="preserve"> PAGEREF _Toc240648172 \h </w:instrText>
+              <w:instrText xml:space="preserve"> PAGEREF _Toc242800066 \h </w:instrText>
             </w:r>
             <w:r>
               <w:rPr>
@@ -2008,7 +1976,7 @@
                 <w:noProof/>
                 <w:webHidden/>
               </w:rPr>
-              <w:t>35</w:t>
+              <w:t>36</w:t>
             </w:r>
             <w:r>
               <w:rPr>
@@ -2025,13 +1993,12 @@
             <w:rPr>
               <w:rFonts w:eastAsiaTheme="minorEastAsia"/>
               <w:noProof/>
-              <w:kern w:val="0"/>
-              <w:sz w:val="22"/>
-              <w:lang w:eastAsia="es-CO"/>
-              <w14:ligatures w14:val="none"/>
+              <w:sz w:val="24"/>
+              <w:szCs w:val="24"/>
+              <w:lang w:eastAsia="es-MX"/>
             </w:rPr>
           </w:pPr>
-          <w:hyperlink w:anchor="_Toc240648173" w:history="1">
+          <w:hyperlink w:anchor="_Toc242800067" w:history="1">
             <w:r>
               <w:rPr>
                 <w:rStyle w:val="Hipervnculo"/>
@@ -2058,7 +2025,7 @@
                 <w:noProof/>
                 <w:webHidden/>
               </w:rPr>
-              <w:instrText xml:space="preserve"> PAGEREF _Toc240648173 \h </w:instrText>
+              <w:instrText xml:space="preserve"> PAGEREF _Toc242800067 \h </w:instrText>
             </w:r>
             <w:r>
               <w:rPr>
@@ -2078,7 +2045,7 @@
                 <w:noProof/>
                 <w:webHidden/>
               </w:rPr>
-              <w:t>37</w:t>
+              <w:t>38</w:t>
             </w:r>
             <w:r>
               <w:rPr>
@@ -2095,13 +2062,12 @@
             <w:rPr>
               <w:rFonts w:eastAsiaTheme="minorEastAsia"/>
               <w:noProof/>
-              <w:kern w:val="0"/>
-              <w:sz w:val="22"/>
-              <w:lang w:eastAsia="es-CO"/>
-              <w14:ligatures w14:val="none"/>
+              <w:sz w:val="24"/>
+              <w:szCs w:val="24"/>
+              <w:lang w:eastAsia="es-MX"/>
             </w:rPr>
           </w:pPr>
-          <w:hyperlink w:anchor="_Toc240648174" w:history="1">
+          <w:hyperlink w:anchor="_Toc242800068" w:history="1">
             <w:r>
               <w:rPr>
                 <w:rStyle w:val="Hipervnculo"/>
@@ -2128,7 +2094,7 @@
                 <w:noProof/>
                 <w:webHidden/>
               </w:rPr>
-              <w:instrText xml:space="preserve"> PAGEREF _Toc240648174 \h </w:instrText>
+              <w:instrText xml:space="preserve"> PAGEREF _Toc242800068 \h </w:instrText>
             </w:r>
             <w:r>
               <w:rPr>
@@ -2148,7 +2114,7 @@
                 <w:noProof/>
                 <w:webHidden/>
               </w:rPr>
-              <w:t>40</w:t>
+              <w:t>41</w:t>
             </w:r>
             <w:r>
               <w:rPr>
@@ -2165,13 +2131,12 @@
             <w:rPr>
               <w:rFonts w:eastAsiaTheme="minorEastAsia"/>
               <w:noProof/>
-              <w:kern w:val="0"/>
-              <w:sz w:val="22"/>
-              <w:lang w:eastAsia="es-CO"/>
-              <w14:ligatures w14:val="none"/>
+              <w:sz w:val="24"/>
+              <w:szCs w:val="24"/>
+              <w:lang w:eastAsia="es-MX"/>
             </w:rPr>
           </w:pPr>
-          <w:hyperlink w:anchor="_Toc240648175" w:history="1">
+          <w:hyperlink w:anchor="_Toc242800069" w:history="1">
             <w:r>
               <w:rPr>
                 <w:rStyle w:val="Hipervnculo"/>
@@ -2198,7 +2163,7 @@
                 <w:noProof/>
                 <w:webHidden/>
               </w:rPr>
-              <w:instrText xml:space="preserve"> PAGEREF _Toc240648175 \h </w:instrText>
+              <w:instrText xml:space="preserve"> PAGEREF _Toc242800069 \h </w:instrText>
             </w:r>
             <w:r>
               <w:rPr>
@@ -2218,7 +2183,7 @@
                 <w:noProof/>
                 <w:webHidden/>
               </w:rPr>
-              <w:t>42</w:t>
+              <w:t>43</w:t>
             </w:r>
             <w:r>
               <w:rPr>
@@ -2248,7 +2213,7 @@
       <w:pPr>
         <w:pStyle w:val="Titulosgenerales"/>
       </w:pPr>
-      <w:bookmarkStart w:id="0" w:name="_Toc240648156"/>
+      <w:bookmarkStart w:id="0" w:name="_Toc242800050"/>
       <w:r>
         <w:lastRenderedPageBreak/>
         <w:t>Introducción</w:t>
@@ -2281,7 +2246,7 @@
       <w:pPr>
         <w:pStyle w:val="Ttulo1"/>
       </w:pPr>
-      <w:bookmarkStart w:id="1" w:name="_Toc240648157"/>
+      <w:bookmarkStart w:id="1" w:name="_Toc242800051"/>
       <w:r>
         <w:lastRenderedPageBreak/>
         <w:t>Servicios turísticos</w:t>
@@ -2319,7 +2284,7 @@
       <w:pPr>
         <w:pStyle w:val="Ttulo2"/>
       </w:pPr>
-      <w:bookmarkStart w:id="2" w:name="_Toc240648158"/>
+      <w:bookmarkStart w:id="2" w:name="_Toc242800052"/>
       <w:r>
         <w:t>Sistema turístico</w:t>
       </w:r>
@@ -2788,7 +2753,7 @@
       <w:pPr>
         <w:pStyle w:val="Ttulo2"/>
       </w:pPr>
-      <w:bookmarkStart w:id="3" w:name="_Toc240648159"/>
+      <w:bookmarkStart w:id="3" w:name="_Toc242800053"/>
       <w:r>
         <w:t>Producto turístico</w:t>
       </w:r>
@@ -2824,7 +2789,18 @@
         <w:t>Servicios turísticos</w:t>
       </w:r>
       <w:r>
-        <w:t>: también conocidos como planta turística, comprenden el conjunto de medios, actividades e instalaciones que facilitan la estancia del viajero y garantizan su bienestar durante la experiencia turística. Estos servicios incluyen el alojamiento, el esparcimiento, la información turística y la guía, integrando tanto elementos tangibles como intangibles que, en su consumo, son interdependientes y complementarios. La calidad y disponibilidad de estos servicios influyen directamente en la percepción del destino y en el nivel de satisfacción del turista.</w:t>
+        <w:t xml:space="preserve">: </w:t>
+      </w:r>
+      <w:r>
+        <w:t xml:space="preserve">conjunto de actividades y prestaciones destinadas a satisfacer las necesidades de los visitantes durante su desplazamiento y permanencia en un destino. Comprenden servicios de alojamiento, alimentación, transporte turístico, información, </w:t>
+      </w:r>
+      <w:proofErr w:type="spellStart"/>
+      <w:r>
+        <w:t>guianza</w:t>
+      </w:r>
+      <w:proofErr w:type="spellEnd"/>
+      <w:r>
+        <w:t xml:space="preserve"> y recreación, entre otros. Su prestación se apoya en la planta turística, conformada por las instalaciones, los establecimientos y los equipamientos necesarios para su funcionamiento. La calidad, disponibilidad y articulación de estos servicios contribuyen a la satisfacción del turista y a la valoración de su experiencia en el destino.</w:t>
       </w:r>
     </w:p>
     <w:p>
@@ -2843,7 +2819,7 @@
       <w:pPr>
         <w:pStyle w:val="Ttulo2"/>
       </w:pPr>
-      <w:bookmarkStart w:id="4" w:name="_Toc240648160"/>
+      <w:bookmarkStart w:id="4" w:name="_Toc242800054"/>
       <w:r>
         <w:t>Características</w:t>
       </w:r>
@@ -2859,80 +2835,86 @@
         <w:rPr>
           <w:lang w:val="es-419" w:eastAsia="es-CO"/>
         </w:rPr>
-        <w:t>El producto turístico presenta características particulares que lo diferencian de los bienes tradicionales de consumo. A diferencia de estos últimos, que pueden ser almacenados, manipulados o evaluados antes de su adquisición, el producto turístico se materializa en el momento de su consumo, a través de la prestación de un servicio. Esto implica que su valor no reside únicamente en un elemento físico, sino en la experiencia generada durante la interacción entre el cliente y los prestadores de servicios turísticos, lo que introduce un alto grado de subjetividad en su percepción.</w:t>
-      </w:r>
-    </w:p>
-    <w:p>
-      <w:pPr>
+        <w:t xml:space="preserve">El producto turístico presenta características particulares que lo diferencian de los bienes tradicionales de consumo. A diferencia de estos últimos, que pueden ser almacenados, manipulados o evaluados antes de su adquisición, el producto turístico se materializa en el momento de su consumo, a través de la prestación de un servicio. Esto implica que su valor no reside únicamente en un elemento físico, sino en la experiencia </w:t>
+      </w:r>
+      <w:r>
         <w:rPr>
           <w:lang w:val="es-419" w:eastAsia="es-CO"/>
         </w:rPr>
-      </w:pPr>
-      <w:r>
+        <w:lastRenderedPageBreak/>
+        <w:t>generada durante la interacción entre el cliente y los prestadores de servicios turísticos, lo que introduce un alto grado de subjetividad en su percepción.</w:t>
+      </w:r>
+    </w:p>
+    <w:p>
+      <w:pPr>
         <w:rPr>
           <w:lang w:val="es-419" w:eastAsia="es-CO"/>
         </w:rPr>
+      </w:pPr>
+      <w:r>
+        <w:rPr>
+          <w:lang w:val="es-419" w:eastAsia="es-CO"/>
+        </w:rPr>
+        <w:t>Entre las principales características del producto turístico se destaca la intangibilidad, ya que el servicio no puede ser tocado ni probado antes de su consumo, lo que genera incertidumbre en el cliente. A esta se suma la variabilidad, dado que la calidad del servicio puede cambiar dependiendo de factores como el personal, el momento y las condiciones de prestación. Asimismo, la caducidad implica que los servicios no pueden almacenarse para su venta futura, mientras que la temporalidad establece que el servicio solo puede ser disfrutado en un lugar y momento específico.</w:t>
+      </w:r>
+    </w:p>
+    <w:p>
+      <w:pPr>
+        <w:rPr>
+          <w:lang w:val="es-419" w:eastAsia="es-CO"/>
+        </w:rPr>
+      </w:pPr>
+      <w:r>
+        <w:rPr>
+          <w:lang w:val="es-419" w:eastAsia="es-CO"/>
+        </w:rPr>
+        <w:t>Estas características condicionan la gestión del servicio turístico, especialmente en procesos como la comercialización y la gestión de reservas (Kotler, Bowen &amp; Makens, 2017).</w:t>
+      </w:r>
+    </w:p>
+    <w:p>
+      <w:pPr>
+        <w:rPr>
+          <w:lang w:val="es-419" w:eastAsia="es-CO"/>
+        </w:rPr>
+      </w:pPr>
+      <w:r>
+        <w:rPr>
+          <w:lang w:val="es-419" w:eastAsia="es-CO"/>
+        </w:rPr>
+        <w:t xml:space="preserve">De igual manera, el producto turístico se caracteriza por la inseparabilidad, lo que significa que su producción y consumo ocurren simultáneamente, generalmente en presencia del cliente. También presenta la condición de no devolución, ya que una vez prestado el servicio no puede revertirse, y la intransferibilidad, que impide que el servicio consumido sea cedido a otra persona. </w:t>
+      </w:r>
+    </w:p>
+    <w:p>
+      <w:pPr>
+        <w:rPr>
+          <w:lang w:val="es-419" w:eastAsia="es-CO"/>
+        </w:rPr>
+      </w:pPr>
+      <w:r>
+        <w:rPr>
+          <w:lang w:val="es-419" w:eastAsia="es-CO"/>
+        </w:rPr>
+        <w:t>Otro aspecto relevante es la interdependencia, debido a que la experiencia turística depende de múltiples prestadores de servicios que actúan de manera conjunta, lo que hace que la calidad final sea resultado de la coordinación del sistema turístico (Boullón, 2006).</w:t>
+      </w:r>
+    </w:p>
+    <w:p>
+      <w:pPr>
+        <w:rPr>
+          <w:lang w:val="es-419" w:eastAsia="es-CO"/>
+        </w:rPr>
+      </w:pPr>
+      <w:r>
+        <w:rPr>
+          <w:lang w:val="es-419" w:eastAsia="es-CO"/>
+        </w:rPr>
+        <w:t xml:space="preserve">Finalmente, la estacionalidad refleja la concentración de la demanda en determinados periodos del año, lo que afecta la planificación y operación del servicio, </w:t>
+      </w:r>
+      <w:r>
+        <w:rPr>
+          <w:lang w:val="es-419" w:eastAsia="es-CO"/>
+        </w:rPr>
         <w:lastRenderedPageBreak/>
-        <w:t>Entre las principales características del producto turístico se destaca la intangibilidad, ya que el servicio no puede ser tocado ni probado antes de su consumo, lo que genera incertidumbre en el cliente. A esta se suma la variabilidad, dado que la calidad del servicio puede cambiar dependiendo de factores como el personal, el momento y las condiciones de prestación. Asimismo, la caducidad implica que los servicios no pueden almacenarse para su venta futura, mientras que la temporalidad establece que el servicio solo puede ser disfrutado en un lugar y momento específico.</w:t>
-      </w:r>
-    </w:p>
-    <w:p>
-      <w:pPr>
-        <w:rPr>
-          <w:lang w:val="es-419" w:eastAsia="es-CO"/>
-        </w:rPr>
-      </w:pPr>
-      <w:r>
-        <w:rPr>
-          <w:lang w:val="es-419" w:eastAsia="es-CO"/>
-        </w:rPr>
-        <w:t>Estas características condicionan la gestión del servicio turístico, especialmente en procesos como la comercialización y la gestión de reservas (Kotler, Bowen &amp; Makens, 2017).</w:t>
-      </w:r>
-    </w:p>
-    <w:p>
-      <w:pPr>
-        <w:rPr>
-          <w:lang w:val="es-419" w:eastAsia="es-CO"/>
-        </w:rPr>
-      </w:pPr>
-      <w:r>
-        <w:rPr>
-          <w:lang w:val="es-419" w:eastAsia="es-CO"/>
-        </w:rPr>
-        <w:t xml:space="preserve">De igual manera, el producto turístico se caracteriza por la inseparabilidad, lo que significa que su producción y consumo ocurren simultáneamente, generalmente en presencia del cliente. También presenta la condición de no devolución, ya que una vez prestado el servicio no puede revertirse, y la intransferibilidad, que impide que el servicio consumido sea cedido a otra persona. </w:t>
-      </w:r>
-    </w:p>
-    <w:p>
-      <w:pPr>
-        <w:rPr>
-          <w:lang w:val="es-419" w:eastAsia="es-CO"/>
-        </w:rPr>
-      </w:pPr>
-      <w:r>
-        <w:rPr>
-          <w:lang w:val="es-419" w:eastAsia="es-CO"/>
-        </w:rPr>
-        <w:t>Otro aspecto relevante es la interdependencia, debido a que la experiencia turística depende de múltiples prestadores de servicios que actúan de manera conjunta, lo que hace que la calidad final sea resultado de la coordinación del sistema turístico (Boullón, 2006).</w:t>
-      </w:r>
-    </w:p>
-    <w:p>
-      <w:pPr>
-        <w:rPr>
-          <w:lang w:val="es-419" w:eastAsia="es-CO"/>
-        </w:rPr>
-      </w:pPr>
-      <w:r>
-        <w:rPr>
-          <w:lang w:val="es-419" w:eastAsia="es-CO"/>
-        </w:rPr>
-        <w:t xml:space="preserve">Finalmente, la estacionalidad refleja la concentración de la demanda en determinados periodos del año, lo que afecta la planificación y operación del servicio, mientras que la servucción hace referencia al proceso mediante el cual se produce el servicio, integrando recursos humanos, físicos y organizacionales en la interacción con </w:t>
-      </w:r>
-      <w:r>
-        <w:rPr>
-          <w:lang w:val="es-419" w:eastAsia="es-CO"/>
-        </w:rPr>
-        <w:lastRenderedPageBreak/>
-        <w:t>el cliente. Este concepto resalta la importancia de gestionar adecuadamente todos los elementos involucrados en la prestación del servicio para garantizar calidad y satisfacción del usuario (Ruano Pavón, 2012).</w:t>
+        <w:t>mientras que la servucción hace referencia al proceso mediante el cual se produce el servicio, integrando recursos humanos, físicos y organizacionales en la interacción con el cliente. Este concepto resalta la importancia de gestionar adecuadamente todos los elementos involucrados en la prestación del servicio para garantizar calidad y satisfacción del usuario (Ruano Pavón, 2012).</w:t>
       </w:r>
     </w:p>
     <w:p>
@@ -3374,6 +3356,7 @@
               <w:pStyle w:val="TextoTablas"/>
             </w:pPr>
             <w:r>
+              <w:lastRenderedPageBreak/>
               <w:t>Intransferibilidad</w:t>
             </w:r>
           </w:p>
@@ -3415,7 +3398,6 @@
               <w:pStyle w:val="TextoTablas"/>
             </w:pPr>
             <w:r>
-              <w:lastRenderedPageBreak/>
               <w:t>Servucción</w:t>
             </w:r>
           </w:p>
@@ -3452,7 +3434,7 @@
       <w:pPr>
         <w:pStyle w:val="Ttulo2"/>
       </w:pPr>
-      <w:bookmarkStart w:id="5" w:name="_Toc240648161"/>
+      <w:bookmarkStart w:id="5" w:name="_Toc242800055"/>
       <w:r>
         <w:t>Tipos</w:t>
       </w:r>
@@ -3494,20 +3476,26 @@
         <w:rPr>
           <w:lang w:val="es-419" w:eastAsia="es-CO"/>
         </w:rPr>
-        <w:t>Esta clasificación incluye establecimientos de alojamiento, agencias de viajes, operadores turísticos, empresas de transporte turístico, guías de turismo, entre otros, los cuales estructuran la oferta turística del país y permiten la comercialización de productos turísticos organizados y especializados (Fondo Nacional de Turismo (FONTUR), 2021).</w:t>
-      </w:r>
-    </w:p>
-    <w:p>
-      <w:pPr>
+        <w:t xml:space="preserve">Esta clasificación incluye establecimientos de alojamiento, agencias de viajes, operadores turísticos, empresas de transporte turístico, guías de turismo, entre otros, los cuales estructuran la oferta turística del país y permiten la comercialización de </w:t>
+      </w:r>
+      <w:r>
         <w:rPr>
           <w:lang w:val="es-419" w:eastAsia="es-CO"/>
         </w:rPr>
-      </w:pPr>
-      <w:r>
+        <w:lastRenderedPageBreak/>
+        <w:t>productos turísticos organizados y especializados (Fondo Nacional de Turismo (FONTUR), 2021).</w:t>
+      </w:r>
+    </w:p>
+    <w:p>
+      <w:pPr>
         <w:rPr>
           <w:lang w:val="es-419" w:eastAsia="es-CO"/>
         </w:rPr>
-        <w:lastRenderedPageBreak/>
+      </w:pPr>
+      <w:r>
+        <w:rPr>
+          <w:lang w:val="es-419" w:eastAsia="es-CO"/>
+        </w:rPr>
         <w:t>De esta manera, los productos turísticos pueden clasificarse según el tipo de servicio que predomina en su oferta, como productos de alojamiento, transporte, recreación, eventos o turismo especializado (ecoturismo, cultural, de negocios, entre otros). Esta clasificación facilita la organización del mercado turístico y permite a los prestadores diseñar servicios ajustados a segmentos específicos de demanda, optimizando la experiencia del turista y fortaleciendo la competitividad del destino. Asimismo, esta tipología resulta fundamental en procesos operativos como la gestión de reservas, donde es necesario identificar claramente el tipo de producto ofrecido para garantizar una adecuada atención al cliente y una correcta comercialización del servicio (OMT, 2008).</w:t>
       </w:r>
     </w:p>
@@ -3736,6 +3724,7 @@
               <w:pStyle w:val="TextoTablas"/>
             </w:pPr>
             <w:r>
+              <w:lastRenderedPageBreak/>
               <w:t>Eventos</w:t>
             </w:r>
           </w:p>
@@ -3780,7 +3769,6 @@
               <w:pStyle w:val="TextoTablas"/>
             </w:pPr>
             <w:r>
-              <w:lastRenderedPageBreak/>
               <w:t>Turismo especializado</w:t>
             </w:r>
           </w:p>
@@ -3843,7 +3831,7 @@
       <w:pPr>
         <w:pStyle w:val="Ttulo1"/>
       </w:pPr>
-      <w:bookmarkStart w:id="6" w:name="_Toc240648162"/>
+      <w:bookmarkStart w:id="6" w:name="_Toc242800056"/>
       <w:r>
         <w:lastRenderedPageBreak/>
         <w:t>Portafolio de servicio</w:t>
@@ -4090,7 +4078,7 @@
       <w:pPr>
         <w:pStyle w:val="Ttulo2"/>
       </w:pPr>
-      <w:bookmarkStart w:id="7" w:name="_Toc240648163"/>
+      <w:bookmarkStart w:id="7" w:name="_Toc242800057"/>
       <w:r>
         <w:lastRenderedPageBreak/>
         <w:t>Estructura del portafolio de servicios</w:t>
@@ -4636,7 +4624,7 @@
       <w:pPr>
         <w:pStyle w:val="Ttulo1"/>
       </w:pPr>
-      <w:bookmarkStart w:id="8" w:name="_Toc240648164"/>
+      <w:bookmarkStart w:id="8" w:name="_Toc242800058"/>
       <w:r>
         <w:lastRenderedPageBreak/>
         <w:t>Reserva</w:t>
@@ -4676,7 +4664,7 @@
       <w:pPr>
         <w:pStyle w:val="Ttulo2"/>
       </w:pPr>
-      <w:bookmarkStart w:id="9" w:name="_Toc240648165"/>
+      <w:bookmarkStart w:id="9" w:name="_Toc242800059"/>
       <w:r>
         <w:t>Objetivo de la gestión de reservas</w:t>
       </w:r>
@@ -4831,7 +4819,7 @@
       <w:pPr>
         <w:pStyle w:val="Ttulo2"/>
       </w:pPr>
-      <w:bookmarkStart w:id="10" w:name="_Toc240648166"/>
+      <w:bookmarkStart w:id="10" w:name="_Toc242800060"/>
       <w:r>
         <w:t>Códigos de reserva</w:t>
       </w:r>
@@ -5782,7 +5770,7 @@
       <w:pPr>
         <w:pStyle w:val="Ttulo1"/>
       </w:pPr>
-      <w:bookmarkStart w:id="11" w:name="_Toc240648167"/>
+      <w:bookmarkStart w:id="11" w:name="_Toc242800061"/>
       <w:r>
         <w:lastRenderedPageBreak/>
         <w:t>Área de reservas</w:t>
@@ -5803,7 +5791,7 @@
       <w:pPr>
         <w:pStyle w:val="Ttulo2"/>
       </w:pPr>
-      <w:bookmarkStart w:id="12" w:name="_Toc240648168"/>
+      <w:bookmarkStart w:id="12" w:name="_Toc242800062"/>
       <w:r>
         <w:t>Funciones del área de reservas</w:t>
       </w:r>
@@ -5865,16 +5853,10 @@
         <w:t>Manejo de documentación</w:t>
       </w:r>
       <w:r>
-        <w:t xml:space="preserve">: comprende la elaboración y actualización de herramientas como el </w:t>
-      </w:r>
-      <w:r>
-        <w:rPr>
-          <w:rStyle w:val="Extranjerismo"/>
-        </w:rPr>
-        <w:t>planning</w:t>
-      </w:r>
-      <w:r>
-        <w:t xml:space="preserve"> de reservas, listas de llegada, registros de clientes y archivo de información, garantizando la trazabilidad y control de los datos.</w:t>
+        <w:t xml:space="preserve">: </w:t>
+      </w:r>
+      <w:r>
+        <w:t>comprende la elaboración y actualización de herramientas como la planificación de reservas, listas de llegada, registros de clientes y archivo de información, garantizando la trazabilidad y control de los datos.</w:t>
       </w:r>
     </w:p>
     <w:p>
@@ -5951,7 +5933,7 @@
       <w:pPr>
         <w:pStyle w:val="Ttulo2"/>
       </w:pPr>
-      <w:bookmarkStart w:id="13" w:name="_Toc240648169"/>
+      <w:bookmarkStart w:id="13" w:name="_Toc242800063"/>
       <w:r>
         <w:t>Cualidades del personal de reservas</w:t>
       </w:r>
@@ -6091,7 +6073,10 @@
     </w:p>
     <w:p>
       <w:r>
-        <w:t>Este caso evidencia que el área de reservas no solo cumple una función operativa, sino que tiene un impacto directo en la decisión de compra del cliente y en la generación de ingresos del establecimiento. En conclusión, las cualidades del personal de reservas son determinantes para garantizar una experiencia positiva desde el primer contacto, fortaleciendo la imagen del hotel y contribuyendo a su competitividad en el mercado.</w:t>
+        <w:t>Este caso evidencia que el área de reservas no solo cumple una función operativa, sino que tiene un impacto directo en la decisión de compra del cliente y en la generación de ingresos del establecimiento. En conclusión, las cualidades del personal de reservas contribuyen a favorecer una experiencia desde el primer contacto, fortaleciendo la imagen del hotel y contribuyendo a su competitividad en el mercado</w:t>
+      </w:r>
+      <w:r>
+        <w:t>.</w:t>
       </w:r>
     </w:p>
     <w:p>
@@ -6113,7 +6098,7 @@
       <w:pPr>
         <w:pStyle w:val="Ttulo1"/>
       </w:pPr>
-      <w:bookmarkStart w:id="14" w:name="_Toc240648170"/>
+      <w:bookmarkStart w:id="14" w:name="_Toc242800064"/>
       <w:r>
         <w:lastRenderedPageBreak/>
         <w:t>Tarifas</w:t>
@@ -6202,7 +6187,7 @@
       <w:pPr>
         <w:pStyle w:val="Ttulo2"/>
       </w:pPr>
-      <w:bookmarkStart w:id="15" w:name="_Toc240648171"/>
+      <w:bookmarkStart w:id="15" w:name="_Toc242800065"/>
       <w:r>
         <w:lastRenderedPageBreak/>
         <w:t>Tarifas hoteleras</w:t>
@@ -6255,13 +6240,13 @@
     <w:tbl>
       <w:tblPr>
         <w:tblStyle w:val="SENA"/>
-        <w:tblW w:w="0" w:type="auto"/>
+        <w:tblW w:w="5000" w:type="pct"/>
         <w:tblLook w:val="04A0" w:firstRow="1" w:lastRow="0" w:firstColumn="1" w:lastColumn="0" w:noHBand="0" w:noVBand="1"/>
       </w:tblPr>
       <w:tblGrid>
-        <w:gridCol w:w="2547"/>
-        <w:gridCol w:w="3260"/>
-        <w:gridCol w:w="4155"/>
+        <w:gridCol w:w="2871"/>
+        <w:gridCol w:w="2871"/>
+        <w:gridCol w:w="4220"/>
       </w:tblGrid>
       <w:tr>
         <w:trPr>
@@ -6270,7 +6255,7 @@
         </w:trPr>
         <w:tc>
           <w:tcPr>
-            <w:tcW w:w="2547" w:type="dxa"/>
+            <w:tcW w:w="1441" w:type="pct"/>
           </w:tcPr>
           <w:p>
             <w:pPr>
@@ -6283,7 +6268,7 @@
         </w:tc>
         <w:tc>
           <w:tcPr>
-            <w:tcW w:w="3260" w:type="dxa"/>
+            <w:tcW w:w="1441" w:type="pct"/>
           </w:tcPr>
           <w:p>
             <w:pPr>
@@ -6296,7 +6281,7 @@
         </w:tc>
         <w:tc>
           <w:tcPr>
-            <w:tcW w:w="4155" w:type="dxa"/>
+            <w:tcW w:w="2119" w:type="pct"/>
           </w:tcPr>
           <w:p>
             <w:pPr>
@@ -6314,7 +6299,7 @@
         </w:trPr>
         <w:tc>
           <w:tcPr>
-            <w:tcW w:w="2547" w:type="dxa"/>
+            <w:tcW w:w="1441" w:type="pct"/>
           </w:tcPr>
           <w:p>
             <w:pPr>
@@ -6333,27 +6318,27 @@
         </w:tc>
         <w:tc>
           <w:tcPr>
-            <w:tcW w:w="3260" w:type="dxa"/>
-          </w:tcPr>
-          <w:p>
-            <w:pPr>
-              <w:pStyle w:val="TextoTablas"/>
-            </w:pPr>
-            <w:r>
-              <w:t>Tarifa oficial sin descuentos</w:t>
-            </w:r>
-          </w:p>
-        </w:tc>
-        <w:tc>
-          <w:tcPr>
-            <w:tcW w:w="4155" w:type="dxa"/>
-          </w:tcPr>
-          <w:p>
-            <w:pPr>
-              <w:pStyle w:val="TextoTablas"/>
-            </w:pPr>
-            <w:r>
-              <w:t>Base de referencia para otras tarifas</w:t>
+            <w:tcW w:w="1441" w:type="pct"/>
+          </w:tcPr>
+          <w:p>
+            <w:pPr>
+              <w:pStyle w:val="TextoTablas"/>
+            </w:pPr>
+            <w:r>
+              <w:t>Tarifa pública de referencia establecida por el alojamiento, antes de aplicar descuentos o condiciones comerciales especiales.</w:t>
+            </w:r>
+          </w:p>
+        </w:tc>
+        <w:tc>
+          <w:tcPr>
+            <w:tcW w:w="2119" w:type="pct"/>
+          </w:tcPr>
+          <w:p>
+            <w:pPr>
+              <w:pStyle w:val="TextoTablas"/>
+            </w:pPr>
+            <w:r>
+              <w:t>Se utiliza como referencia para cotizaciones y comparación de tarifas.</w:t>
             </w:r>
           </w:p>
         </w:tc>
@@ -6361,40 +6346,40 @@
       <w:tr>
         <w:tc>
           <w:tcPr>
-            <w:tcW w:w="2547" w:type="dxa"/>
-          </w:tcPr>
-          <w:p>
-            <w:pPr>
-              <w:pStyle w:val="TextoTablas"/>
-            </w:pPr>
-            <w:r>
-              <w:t>Tarifa neta o de piso</w:t>
-            </w:r>
-          </w:p>
-        </w:tc>
-        <w:tc>
-          <w:tcPr>
-            <w:tcW w:w="3260" w:type="dxa"/>
-          </w:tcPr>
-          <w:p>
-            <w:pPr>
-              <w:pStyle w:val="TextoTablas"/>
-            </w:pPr>
-            <w:r>
-              <w:t>Tarifa para intermediarios (sin margen incluido)</w:t>
-            </w:r>
-          </w:p>
-        </w:tc>
-        <w:tc>
-          <w:tcPr>
-            <w:tcW w:w="4155" w:type="dxa"/>
-          </w:tcPr>
-          <w:p>
-            <w:pPr>
-              <w:pStyle w:val="TextoTablas"/>
-            </w:pPr>
-            <w:r>
-              <w:t>Uso en agencias y plataformas</w:t>
+            <w:tcW w:w="1441" w:type="pct"/>
+          </w:tcPr>
+          <w:p>
+            <w:pPr>
+              <w:pStyle w:val="TextoTablas"/>
+            </w:pPr>
+            <w:r>
+              <w:t>Tarifa neta</w:t>
+            </w:r>
+          </w:p>
+        </w:tc>
+        <w:tc>
+          <w:tcPr>
+            <w:tcW w:w="1441" w:type="pct"/>
+          </w:tcPr>
+          <w:p>
+            <w:pPr>
+              <w:pStyle w:val="TextoTablas"/>
+            </w:pPr>
+            <w:r>
+              <w:t>Precio acordado con intermediarios, sin incluir el margen comercial que estos puedan adicionar.</w:t>
+            </w:r>
+          </w:p>
+        </w:tc>
+        <w:tc>
+          <w:tcPr>
+            <w:tcW w:w="2119" w:type="pct"/>
+          </w:tcPr>
+          <w:p>
+            <w:pPr>
+              <w:pStyle w:val="TextoTablas"/>
+            </w:pPr>
+            <w:r>
+              <w:t>Se aplica en acuerdos comerciales con agencias de viajes y otros intermediarios.</w:t>
             </w:r>
           </w:p>
         </w:tc>
@@ -6405,40 +6390,40 @@
         </w:trPr>
         <w:tc>
           <w:tcPr>
-            <w:tcW w:w="2547" w:type="dxa"/>
-          </w:tcPr>
-          <w:p>
-            <w:pPr>
-              <w:pStyle w:val="TextoTablas"/>
-            </w:pPr>
-            <w:r>
-              <w:t>Tarifa confirmada</w:t>
-            </w:r>
-          </w:p>
-        </w:tc>
-        <w:tc>
-          <w:tcPr>
-            <w:tcW w:w="3260" w:type="dxa"/>
-          </w:tcPr>
-          <w:p>
-            <w:pPr>
-              <w:pStyle w:val="TextoTablas"/>
-            </w:pPr>
-            <w:r>
-              <w:t>Precio acordado con el cliente al reservar</w:t>
-            </w:r>
-          </w:p>
-        </w:tc>
-        <w:tc>
-          <w:tcPr>
-            <w:tcW w:w="4155" w:type="dxa"/>
-          </w:tcPr>
-          <w:p>
-            <w:pPr>
-              <w:pStyle w:val="TextoTablas"/>
-            </w:pPr>
-            <w:r>
-              <w:t>Garantiza condiciones al huésped</w:t>
+            <w:tcW w:w="1441" w:type="pct"/>
+          </w:tcPr>
+          <w:p>
+            <w:pPr>
+              <w:pStyle w:val="TextoTablas"/>
+            </w:pPr>
+            <w:r>
+              <w:t>Tarifa negociada</w:t>
+            </w:r>
+          </w:p>
+        </w:tc>
+        <w:tc>
+          <w:tcPr>
+            <w:tcW w:w="1441" w:type="pct"/>
+          </w:tcPr>
+          <w:p>
+            <w:pPr>
+              <w:pStyle w:val="TextoTablas"/>
+            </w:pPr>
+            <w:r>
+              <w:t>Precio establecido mediante acuerdos comerciales con empresas, agencias o clientes específicos.</w:t>
+            </w:r>
+          </w:p>
+        </w:tc>
+        <w:tc>
+          <w:tcPr>
+            <w:tcW w:w="2119" w:type="pct"/>
+          </w:tcPr>
+          <w:p>
+            <w:pPr>
+              <w:pStyle w:val="TextoTablas"/>
+            </w:pPr>
+            <w:r>
+              <w:t>Se utiliza en reservas corporativas y convenios comerciales.</w:t>
             </w:r>
           </w:p>
         </w:tc>
@@ -6446,40 +6431,49 @@
       <w:tr>
         <w:tc>
           <w:tcPr>
-            <w:tcW w:w="2547" w:type="dxa"/>
-          </w:tcPr>
-          <w:p>
-            <w:pPr>
-              <w:pStyle w:val="TextoTablas"/>
-            </w:pPr>
-            <w:r>
-              <w:t>Tarifa negociada</w:t>
-            </w:r>
-          </w:p>
-        </w:tc>
-        <w:tc>
-          <w:tcPr>
-            <w:tcW w:w="3260" w:type="dxa"/>
-          </w:tcPr>
-          <w:p>
-            <w:pPr>
-              <w:pStyle w:val="TextoTablas"/>
-            </w:pPr>
-            <w:r>
-              <w:t>Tarifa con descuento por convenio</w:t>
-            </w:r>
-          </w:p>
-        </w:tc>
-        <w:tc>
-          <w:tcPr>
-            <w:tcW w:w="4155" w:type="dxa"/>
-          </w:tcPr>
-          <w:p>
-            <w:pPr>
-              <w:pStyle w:val="TextoTablas"/>
-            </w:pPr>
-            <w:r>
-              <w:t>Empresas, agencias, clientes frecuentes</w:t>
+            <w:tcW w:w="1441" w:type="pct"/>
+          </w:tcPr>
+          <w:p>
+            <w:pPr>
+              <w:pStyle w:val="TextoTablas"/>
+            </w:pPr>
+            <w:r>
+              <w:t>Tarifa de cortesía (</w:t>
+            </w:r>
+            <w:r>
+              <w:rPr>
+                <w:rStyle w:val="Extranjerismo"/>
+              </w:rPr>
+              <w:t>complimentary</w:t>
+            </w:r>
+            <w:r>
+              <w:t>)</w:t>
+            </w:r>
+          </w:p>
+        </w:tc>
+        <w:tc>
+          <w:tcPr>
+            <w:tcW w:w="1441" w:type="pct"/>
+          </w:tcPr>
+          <w:p>
+            <w:pPr>
+              <w:pStyle w:val="TextoTablas"/>
+            </w:pPr>
+            <w:r>
+              <w:t>Alojamiento ofrecido sin costo al huésped, de acuerdo con las políticas del establecimiento.</w:t>
+            </w:r>
+          </w:p>
+        </w:tc>
+        <w:tc>
+          <w:tcPr>
+            <w:tcW w:w="2119" w:type="pct"/>
+          </w:tcPr>
+          <w:p>
+            <w:pPr>
+              <w:pStyle w:val="TextoTablas"/>
+            </w:pPr>
+            <w:r>
+              <w:t>Se aplica en cortesías autorizadas, atenciones especiales y acuerdos institucionales.</w:t>
             </w:r>
           </w:p>
         </w:tc>
@@ -6490,46 +6484,45 @@
         </w:trPr>
         <w:tc>
           <w:tcPr>
-            <w:tcW w:w="2547" w:type="dxa"/>
-          </w:tcPr>
-          <w:p>
-            <w:pPr>
-              <w:pStyle w:val="TextoTablas"/>
-            </w:pPr>
-            <w:r>
-              <w:t xml:space="preserve">Tarifa </w:t>
-            </w:r>
-            <w:r>
-              <w:rPr>
-                <w:rStyle w:val="Extranjerismo"/>
-              </w:rPr>
-              <w:t>complimentary</w:t>
-            </w:r>
-          </w:p>
-        </w:tc>
-        <w:tc>
-          <w:tcPr>
-            <w:tcW w:w="3260" w:type="dxa"/>
-          </w:tcPr>
-          <w:p>
-            <w:pPr>
-              <w:pStyle w:val="TextoTablas"/>
-            </w:pPr>
-            <w:r>
-              <w:t>Tarifa sin costo</w:t>
-            </w:r>
-          </w:p>
-        </w:tc>
-        <w:tc>
-          <w:tcPr>
-            <w:tcW w:w="4155" w:type="dxa"/>
-          </w:tcPr>
-          <w:p>
-            <w:pPr>
-              <w:pStyle w:val="TextoTablas"/>
-            </w:pPr>
-            <w:r>
-              <w:t>Cortesías, relaciones estratégicas</w:t>
+            <w:tcW w:w="1441" w:type="pct"/>
+          </w:tcPr>
+          <w:p>
+            <w:pPr>
+              <w:pStyle w:val="TextoTablas"/>
+            </w:pPr>
+            <w:r>
+              <w:t>Tarifa promocional</w:t>
+            </w:r>
+          </w:p>
+        </w:tc>
+        <w:tc>
+          <w:tcPr>
+            <w:tcW w:w="1441" w:type="pct"/>
+          </w:tcPr>
+          <w:p>
+            <w:pPr>
+              <w:pStyle w:val="TextoTablas"/>
+            </w:pPr>
+            <w:r>
+              <w:t xml:space="preserve">Precio especial ofrecido durante determinados </w:t>
+            </w:r>
+            <w:r>
+              <w:lastRenderedPageBreak/>
+              <w:t>periodos o bajo condiciones comerciales específicas.</w:t>
+            </w:r>
+          </w:p>
+        </w:tc>
+        <w:tc>
+          <w:tcPr>
+            <w:tcW w:w="2119" w:type="pct"/>
+          </w:tcPr>
+          <w:p>
+            <w:pPr>
+              <w:pStyle w:val="TextoTablas"/>
+            </w:pPr>
+            <w:r>
+              <w:lastRenderedPageBreak/>
+              <w:t>Se utiliza en campañas promocionales, temporadas y estrategias de ocupación.</w:t>
             </w:r>
           </w:p>
         </w:tc>
@@ -6537,41 +6530,56 @@
       <w:tr>
         <w:tc>
           <w:tcPr>
-            <w:tcW w:w="2547" w:type="dxa"/>
-          </w:tcPr>
-          <w:p>
-            <w:pPr>
-              <w:pStyle w:val="TextoTablas"/>
-            </w:pPr>
-            <w:r>
-              <w:t>Tarifas promocionales</w:t>
-            </w:r>
-          </w:p>
-        </w:tc>
-        <w:tc>
-          <w:tcPr>
-            <w:tcW w:w="3260" w:type="dxa"/>
-          </w:tcPr>
-          <w:p>
-            <w:pPr>
-              <w:pStyle w:val="TextoTablas"/>
-            </w:pPr>
-            <w:r>
-              <w:t>Tarifas con descuentos y condiciones</w:t>
-            </w:r>
-          </w:p>
-        </w:tc>
-        <w:tc>
-          <w:tcPr>
-            <w:tcW w:w="4155" w:type="dxa"/>
-          </w:tcPr>
-          <w:p>
-            <w:pPr>
-              <w:pStyle w:val="TextoTablas"/>
-            </w:pPr>
-            <w:r>
-              <w:t>Estrategias comerciales</w:t>
-            </w:r>
+            <w:tcW w:w="1441" w:type="pct"/>
+          </w:tcPr>
+          <w:p>
+            <w:pPr>
+              <w:pStyle w:val="TextoTablas"/>
+            </w:pPr>
+            <w:r>
+              <w:t>Tarifa BAR (</w:t>
+            </w:r>
+            <w:r>
+              <w:rPr>
+                <w:rStyle w:val="Extranjerismo"/>
+                <w:lang w:val="es-419"/>
+              </w:rPr>
+              <w:t>best available rate</w:t>
+            </w:r>
+            <w:r>
+              <w:t>)</w:t>
+            </w:r>
+          </w:p>
+        </w:tc>
+        <w:tc>
+          <w:tcPr>
+            <w:tcW w:w="1441" w:type="pct"/>
+          </w:tcPr>
+          <w:p>
+            <w:pPr>
+              <w:pStyle w:val="TextoTablas"/>
+            </w:pPr>
+            <w:r>
+              <w:t xml:space="preserve">Es la tarifa pública flexible y sin restricciones que sirve como precio base de venta del hotel. No es un valor estático, sino un mecanismo dinámico gestionado por el PMS. </w:t>
+            </w:r>
+          </w:p>
+        </w:tc>
+        <w:tc>
+          <w:tcPr>
+            <w:tcW w:w="2119" w:type="pct"/>
+          </w:tcPr>
+          <w:p>
+            <w:pPr>
+              <w:pStyle w:val="TextoTablas"/>
+            </w:pPr>
+            <w:r>
+              <w:t>Su alcance permite configurarla de manera variable por día o según la duración de la estadía (LOS), automatizando la visualización de la tarifa más óptima en los canales de venta habilitados.</w:t>
+            </w:r>
+          </w:p>
+          <w:p>
+            <w:pPr>
+              <w:pStyle w:val="TextoTablas"/>
+            </w:pPr>
           </w:p>
         </w:tc>
       </w:tr>
@@ -6581,46 +6589,40 @@
         </w:trPr>
         <w:tc>
           <w:tcPr>
-            <w:tcW w:w="2547" w:type="dxa"/>
-          </w:tcPr>
-          <w:p>
-            <w:pPr>
-              <w:pStyle w:val="TextoTablas"/>
-            </w:pPr>
-            <w:r>
-              <w:t>Tarifa BAR (</w:t>
-            </w:r>
-            <w:r>
-              <w:rPr>
-                <w:rStyle w:val="Extranjerismo"/>
-              </w:rPr>
-              <w:t>best available rate)</w:t>
-            </w:r>
-          </w:p>
-        </w:tc>
-        <w:tc>
-          <w:tcPr>
-            <w:tcW w:w="3260" w:type="dxa"/>
-          </w:tcPr>
-          <w:p>
-            <w:pPr>
-              <w:pStyle w:val="TextoTablas"/>
-            </w:pPr>
-            <w:r>
-              <w:t>Mejor tarifa disponible en todos los canales</w:t>
-            </w:r>
-          </w:p>
-        </w:tc>
-        <w:tc>
-          <w:tcPr>
-            <w:tcW w:w="4155" w:type="dxa"/>
-          </w:tcPr>
-          <w:p>
-            <w:pPr>
-              <w:pStyle w:val="TextoTablas"/>
-            </w:pPr>
-            <w:r>
-              <w:t>Transparencia y venta directa</w:t>
+            <w:tcW w:w="1441" w:type="pct"/>
+          </w:tcPr>
+          <w:p>
+            <w:pPr>
+              <w:pStyle w:val="TextoTablas"/>
+            </w:pPr>
+            <w:r>
+              <w:t>Tarifa grupal</w:t>
+            </w:r>
+          </w:p>
+        </w:tc>
+        <w:tc>
+          <w:tcPr>
+            <w:tcW w:w="1441" w:type="pct"/>
+          </w:tcPr>
+          <w:p>
+            <w:pPr>
+              <w:pStyle w:val="TextoTablas"/>
+            </w:pPr>
+            <w:r>
+              <w:t>Precio especial establecido para reservas de un número determinado de habitaciones o huéspedes, según las políticas del alojamiento.</w:t>
+            </w:r>
+          </w:p>
+        </w:tc>
+        <w:tc>
+          <w:tcPr>
+            <w:tcW w:w="2119" w:type="pct"/>
+          </w:tcPr>
+          <w:p>
+            <w:pPr>
+              <w:pStyle w:val="TextoTablas"/>
+            </w:pPr>
+            <w:r>
+              <w:t>Se aplica en reservas para grupos, congresos, convenciones y eventos.</w:t>
             </w:r>
           </w:p>
         </w:tc>
@@ -6628,131 +6630,50 @@
       <w:tr>
         <w:tc>
           <w:tcPr>
-            <w:tcW w:w="2547" w:type="dxa"/>
-          </w:tcPr>
-          <w:p>
-            <w:pPr>
-              <w:pStyle w:val="TextoTablas"/>
-            </w:pPr>
-            <w:r>
-              <w:t>Tarifa grupo o evento</w:t>
-            </w:r>
-          </w:p>
-        </w:tc>
-        <w:tc>
-          <w:tcPr>
-            <w:tcW w:w="3260" w:type="dxa"/>
-          </w:tcPr>
-          <w:p>
-            <w:pPr>
-              <w:pStyle w:val="TextoTablas"/>
-            </w:pPr>
-            <w:r>
-              <w:t>Tarifas para reservas grupales</w:t>
-            </w:r>
-          </w:p>
-        </w:tc>
-        <w:tc>
-          <w:tcPr>
-            <w:tcW w:w="4155" w:type="dxa"/>
-          </w:tcPr>
-          <w:p>
-            <w:pPr>
-              <w:pStyle w:val="TextoTablas"/>
-            </w:pPr>
-            <w:r>
-              <w:t>Congresos, eventos, ferias</w:t>
-            </w:r>
-          </w:p>
-        </w:tc>
-      </w:tr>
-      <w:tr>
-        <w:trPr>
-          <w:cnfStyle w:val="000000100000" w:firstRow="0" w:lastRow="0" w:firstColumn="0" w:lastColumn="0" w:oddVBand="0" w:evenVBand="0" w:oddHBand="1" w:evenHBand="0" w:firstRowFirstColumn="0" w:firstRowLastColumn="0" w:lastRowFirstColumn="0" w:lastRowLastColumn="0"/>
-        </w:trPr>
-        <w:tc>
-          <w:tcPr>
-            <w:tcW w:w="2547" w:type="dxa"/>
-          </w:tcPr>
-          <w:p>
-            <w:pPr>
-              <w:pStyle w:val="TextoTablas"/>
-            </w:pPr>
-            <w:r>
-              <w:t>Tarifa larga estadía</w:t>
-            </w:r>
-          </w:p>
-        </w:tc>
-        <w:tc>
-          <w:tcPr>
-            <w:tcW w:w="3260" w:type="dxa"/>
-          </w:tcPr>
-          <w:p>
-            <w:pPr>
-              <w:pStyle w:val="TextoTablas"/>
-            </w:pPr>
-            <w:r>
-              <w:t>Tarifas especiales por estancias prolongadas</w:t>
-            </w:r>
-          </w:p>
-        </w:tc>
-        <w:tc>
-          <w:tcPr>
-            <w:tcW w:w="4155" w:type="dxa"/>
-          </w:tcPr>
-          <w:p>
-            <w:pPr>
-              <w:pStyle w:val="TextoTablas"/>
-            </w:pPr>
-            <w:r>
-              <w:t>Huéspedes permanentes</w:t>
-            </w:r>
-          </w:p>
-        </w:tc>
-      </w:tr>
-      <w:tr>
-        <w:tc>
-          <w:tcPr>
-            <w:tcW w:w="2547" w:type="dxa"/>
-          </w:tcPr>
-          <w:p>
-            <w:pPr>
-              <w:pStyle w:val="TextoTablas"/>
-            </w:pPr>
-            <w:r>
-              <w:lastRenderedPageBreak/>
-              <w:t>Paquetes o planes</w:t>
-            </w:r>
-          </w:p>
-        </w:tc>
-        <w:tc>
-          <w:tcPr>
-            <w:tcW w:w="3260" w:type="dxa"/>
-          </w:tcPr>
-          <w:p>
-            <w:pPr>
-              <w:pStyle w:val="TextoTablas"/>
-            </w:pPr>
-            <w:r>
-              <w:t>Combinación de servicios a precio atractivo</w:t>
-            </w:r>
-          </w:p>
-        </w:tc>
-        <w:tc>
-          <w:tcPr>
-            <w:tcW w:w="4155" w:type="dxa"/>
-          </w:tcPr>
-          <w:p>
-            <w:pPr>
-              <w:pStyle w:val="TextoTablas"/>
-            </w:pPr>
-            <w:r>
-              <w:t>Planes turísticos integrados</w:t>
+            <w:tcW w:w="1441" w:type="pct"/>
+          </w:tcPr>
+          <w:p>
+            <w:pPr>
+              <w:pStyle w:val="TextoTablas"/>
+            </w:pPr>
+            <w:r>
+              <w:t>Tarifa de larga estadía</w:t>
+            </w:r>
+          </w:p>
+        </w:tc>
+        <w:tc>
+          <w:tcPr>
+            <w:tcW w:w="1441" w:type="pct"/>
+          </w:tcPr>
+          <w:p>
+            <w:pPr>
+              <w:pStyle w:val="TextoTablas"/>
+            </w:pPr>
+            <w:r>
+              <w:t>Precio especial establecido para huéspedes que permanecen durante un periodo prolongado.</w:t>
+            </w:r>
+          </w:p>
+        </w:tc>
+        <w:tc>
+          <w:tcPr>
+            <w:tcW w:w="2119" w:type="pct"/>
+          </w:tcPr>
+          <w:p>
+            <w:pPr>
+              <w:pStyle w:val="TextoTablas"/>
+            </w:pPr>
+            <w:r>
+              <w:t>Se aplica en reservas de estancias prolongadas, según las condiciones comerciales del establecimiento.</w:t>
             </w:r>
           </w:p>
         </w:tc>
       </w:tr>
     </w:tbl>
+    <w:p>
+      <w:pPr>
+        <w:ind w:firstLine="0"/>
+      </w:pPr>
+    </w:p>
     <w:p>
       <w:pPr>
         <w:rPr>
@@ -6780,19 +6701,89 @@
         <w:rPr>
           <w:lang w:val="es-419" w:eastAsia="es-CO"/>
         </w:rPr>
-        <w:t>Un hotel identifica que durante un fin de semana de alta demanda por un evento en la ciudad, la ocupación alcanza el 95</w:t>
-      </w:r>
-      <w:r>
-        <w:rPr>
+        <w:t xml:space="preserve">Un hotel identifica que durante un fin de semana se celebrará un evento masivo en la ciudad, lo que proyecta un comportamiento de alta demanda. En este caso, el área de reservas y </w:t>
+      </w:r>
+      <w:r>
+        <w:rPr>
+          <w:rStyle w:val="Extranjerismo"/>
           <w:lang w:val="es-419" w:eastAsia="es-CO"/>
         </w:rPr>
+        <w:t>Revenue Management</w:t>
+      </w:r>
+      <w:r>
+        <w:rPr>
+          <w:lang w:val="es-419" w:eastAsia="es-CO"/>
+        </w:rPr>
+        <w:t xml:space="preserve"> implementa una estrategia de tarifa BAR optimizada, configurando el sistema (por día o por duración de estancia) para que determine el precio público más rentable según el ritmo de reservas y proteja el inventario disponible. Paralelamente, el hotel mantiene sus tarifas negociadas previamente con empresas, respetando los acuerdos comerciales vigentes. En </w:t>
+      </w:r>
+      <w:r>
+        <w:rPr>
+          <w:lang w:val="es-419" w:eastAsia="es-CO"/>
+        </w:rPr>
+        <w:lastRenderedPageBreak/>
+        <w:t>temporada baja, el mismo hotel implementa tarifas promocionales y paquetes (alojamiento + alimentación) para incentivar la demanda y mejorar la ocupación</w:t>
+      </w:r>
+      <w:r>
+        <w:rPr>
+          <w:lang w:val="es-419" w:eastAsia="es-CO"/>
+        </w:rPr>
+        <w:t>.</w:t>
+      </w:r>
+    </w:p>
+    <w:p>
+      <w:pPr>
+        <w:rPr>
+          <w:lang w:val="es-419" w:eastAsia="es-CO"/>
+        </w:rPr>
+      </w:pPr>
+      <w:r>
+        <w:rPr>
+          <w:lang w:val="es-419" w:eastAsia="es-CO"/>
+        </w:rPr>
+        <w:t>Este ejemplo evidencia que la gestión de tarifas no es un proceso estático ni depende de un solo indicador automático, sino que es estratégico. El área de reservas juega un papel clave en la parametrización técnica de los diferentes tipos de tarifas según el contexto y las variables del mercado</w:t>
+      </w:r>
+      <w:r>
+        <w:rPr>
+          <w:lang w:val="es-419" w:eastAsia="es-CO"/>
+        </w:rPr>
+        <w:t>.</w:t>
+      </w:r>
+    </w:p>
+    <w:p>
+      <w:pPr>
+        <w:rPr>
+          <w:lang w:val="es-419" w:eastAsia="es-CO"/>
+        </w:rPr>
+      </w:pPr>
+      <w:r>
+        <w:rPr>
+          <w:lang w:val="es-419" w:eastAsia="es-CO"/>
+        </w:rPr>
+        <w:t xml:space="preserve">El manejo de tarifas en el sector hotelero constituye un proceso estratégico que va más allá de la simple asignación de precios, ya que implica la comprensión del comportamiento de la demanda, la segmentación del mercado y el uso eficiente de herramientas tecnológicas para la toma de decisiones. La implementación de modelos dinámicos, apoyados en el </w:t>
+      </w:r>
+      <w:r>
+        <w:rPr>
+          <w:rStyle w:val="Extranjerismo"/>
+        </w:rPr>
+        <w:t>revenue</w:t>
+      </w:r>
+      <w:r>
+        <w:rPr>
+          <w:lang w:val="es-419" w:eastAsia="es-CO"/>
+        </w:rPr>
         <w:t xml:space="preserve"> </w:t>
       </w:r>
       <w:r>
         <w:rPr>
+          <w:rStyle w:val="Extranjerismo"/>
+        </w:rPr>
+        <w:t>management</w:t>
+      </w:r>
+      <w:r>
+        <w:rPr>
           <w:lang w:val="es-419" w:eastAsia="es-CO"/>
         </w:rPr>
-        <w:t>%. En este caso, el área de reservas aplica una tarifa BAR elevada, optimizando los ingresos por habitación. Paralelamente, mantiene tarifas negociadas previamente con empresas, respetando acuerdos comerciales. En temporada baja, el mismo hotel implementa tarifas promocionales y paquetes (alojamiento + alimentación) para incentivar la demanda y mejorar la ocupación.</w:t>
+        <w:t>, permite a los establecimientos ajustar sus tarifas en tiempo real, optimizando la ocupación y maximizando los ingresos, sin perder de vista la percepción de valor por parte del cliente (Organización Mundial del Turismo [OMT], 2008; Kotler, Bowen &amp; Makens, 2017).</w:t>
       </w:r>
     </w:p>
     <w:p>
@@ -6805,7 +6796,7 @@
         <w:rPr>
           <w:lang w:val="es-419" w:eastAsia="es-CO"/>
         </w:rPr>
-        <w:t>Este ejemplo evidencia que la gestión de tarifas no es un proceso estático, sino estratégico, donde el área de reservas juega un papel clave en la aplicación adecuada de los diferentes tipos de tarifas según el contexto del mercado.</w:t>
+        <w:t>En este sentido, la correcta estructuración de las tarifas, su categorización y su aplicación dentro del proceso de reservas, se convierten en un factor determinante para la competitividad del establecimiento. El dominio de estos conceptos por parte del personal del área de reservas no solo garantiza una adecuada comercialización de los servicios, sino que también contribuye a ofrecer experiencias coherentes con las expectativas del cliente. En conclusión, las tarifas hoteleras representan un elemento integrador entre la operación, la estrategia comercial y la satisfacción del huésped, consolidándose como uno de los pilares fundamentales en la gestión de los servicios de alojamiento.</w:t>
       </w:r>
     </w:p>
     <w:p>
@@ -6814,83 +6805,26 @@
           <w:lang w:val="es-419" w:eastAsia="es-CO"/>
         </w:rPr>
       </w:pPr>
-      <w:r>
+    </w:p>
+    <w:p>
+      <w:pPr>
         <w:rPr>
           <w:lang w:val="es-419" w:eastAsia="es-CO"/>
         </w:rPr>
-        <w:t xml:space="preserve">El manejo de tarifas en el sector hotelero constituye un proceso estratégico que va más allá de la simple asignación de precios, ya que implica la comprensión del comportamiento de la demanda, la segmentación del mercado y el uso eficiente de herramientas tecnológicas para la toma de decisiones. La implementación de modelos dinámicos, apoyados en el </w:t>
-      </w:r>
-      <w:r>
-        <w:rPr>
-          <w:rStyle w:val="Extranjerismo"/>
-        </w:rPr>
-        <w:t>revenue</w:t>
-      </w:r>
-      <w:r>
+      </w:pPr>
+    </w:p>
+    <w:p>
+      <w:pPr>
         <w:rPr>
           <w:lang w:val="es-419" w:eastAsia="es-CO"/>
         </w:rPr>
-        <w:t xml:space="preserve"> </w:t>
-      </w:r>
-      <w:r>
-        <w:rPr>
-          <w:rStyle w:val="Extranjerismo"/>
-        </w:rPr>
-        <w:t>management</w:t>
-      </w:r>
-      <w:r>
-        <w:rPr>
-          <w:lang w:val="es-419" w:eastAsia="es-CO"/>
-        </w:rPr>
-        <w:t>, permite a los establecimientos ajustar sus tarifas en tiempo real, optimizando la ocupación y maximizando los ingresos, sin perder de vista la percepción de valor por parte del cliente (Organización Mundial del Turismo [OMT], 2008; Kotler, Bowen &amp; Makens, 2017).</w:t>
-      </w:r>
-    </w:p>
-    <w:p>
-      <w:pPr>
-        <w:rPr>
-          <w:lang w:val="es-419" w:eastAsia="es-CO"/>
-        </w:rPr>
-      </w:pPr>
-      <w:r>
-        <w:rPr>
-          <w:lang w:val="es-419" w:eastAsia="es-CO"/>
-        </w:rPr>
-        <w:t xml:space="preserve">En este sentido, la correcta estructuración de las tarifas, su categorización y su aplicación dentro del proceso de reservas, se convierten en un factor determinante </w:t>
-      </w:r>
-      <w:r>
-        <w:rPr>
-          <w:lang w:val="es-419" w:eastAsia="es-CO"/>
-        </w:rPr>
-        <w:lastRenderedPageBreak/>
-        <w:t>para la competitividad del establecimiento. El dominio de estos conceptos por parte del personal del área de reservas no solo garantiza una adecuada comercialización de los servicios, sino que también contribuye a ofrecer experiencias coherentes con las expectativas del cliente. En conclusión, las tarifas hoteleras representan un elemento integrador entre la operación, la estrategia comercial y la satisfacción del huésped, consolidándose como uno de los pilares fundamentales en la gestión de los servicios de alojamiento.</w:t>
-      </w:r>
-    </w:p>
-    <w:p>
-      <w:pPr>
-        <w:rPr>
-          <w:lang w:val="es-419" w:eastAsia="es-CO"/>
-        </w:rPr>
-      </w:pPr>
-    </w:p>
-    <w:p>
-      <w:pPr>
-        <w:rPr>
-          <w:lang w:val="es-419" w:eastAsia="es-CO"/>
-        </w:rPr>
-      </w:pPr>
-    </w:p>
-    <w:p>
-      <w:pPr>
-        <w:rPr>
-          <w:lang w:val="es-419" w:eastAsia="es-CO"/>
-        </w:rPr>
       </w:pPr>
     </w:p>
     <w:p>
       <w:pPr>
         <w:pStyle w:val="Titulosgenerales"/>
       </w:pPr>
-      <w:bookmarkStart w:id="16" w:name="_Toc240648172"/>
+      <w:bookmarkStart w:id="16" w:name="_Toc242800066"/>
       <w:r>
         <w:lastRenderedPageBreak/>
         <w:t>S</w:t>
@@ -7086,7 +7020,7 @@
       <w:pPr>
         <w:pStyle w:val="Titulosgenerales"/>
       </w:pPr>
-      <w:bookmarkStart w:id="17" w:name="_Toc240648173"/>
+      <w:bookmarkStart w:id="17" w:name="_Toc242800067"/>
       <w:r>
         <w:lastRenderedPageBreak/>
         <w:t>Glosario</w:t>
@@ -8040,7 +7974,7 @@
       <w:pPr>
         <w:pStyle w:val="Titulosgenerales"/>
       </w:pPr>
-      <w:bookmarkStart w:id="18" w:name="_Toc240648174"/>
+      <w:bookmarkStart w:id="18" w:name="_Toc242800068"/>
       <w:r>
         <w:lastRenderedPageBreak/>
         <w:t>Referencias bibliográficas</w:t>
@@ -8156,7 +8090,7 @@
       <w:pPr>
         <w:pStyle w:val="Titulosgenerales"/>
       </w:pPr>
-      <w:bookmarkStart w:id="19" w:name="_Toc240648175"/>
+      <w:bookmarkStart w:id="19" w:name="_Toc242800069"/>
       <w:r>
         <w:lastRenderedPageBreak/>
         <w:t>C</w:t>
@@ -9462,7 +9396,7 @@
                   <v:stroke joinstyle="miter"/>
                   <v:path gradientshapeok="t" o:connecttype="rect"/>
                 </v:shapetype>
-                <v:shape id="_x0000_s1027" type="#_x0000_t202" alt="&quot;&quot;" style="position:absolute;left:0;text-align:left;margin-left:16.1pt;margin-top:.65pt;width:455.15pt;height:41.4pt;z-index:251661312;visibility:visible;mso-wrap-style:square;mso-width-percent:0;mso-height-percent:0;mso-wrap-distance-left:9pt;mso-wrap-distance-top:3.6pt;mso-wrap-distance-right:9pt;mso-wrap-distance-bottom:3.6pt;mso-position-horizontal:absolute;mso-position-horizontal-relative:text;mso-position-vertical:absolute;mso-position-vertical-relative:text;mso-width-percent:0;mso-height-percent:0;mso-width-relative:margin;mso-height-relative:margin;v-text-anchor:top" o:gfxdata="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" stroked="f">
+                <v:shape id="_x0000_s1027" type="#_x0000_t202" alt="&quot;&quot;" style="position:absolute;left:0;text-align:left;margin-left:16.1pt;margin-top:.65pt;width:455.15pt;height:41.4pt;z-index:251661312;visibility:visible;mso-wrap-style:square;mso-width-percent:0;mso-height-percent:0;mso-wrap-distance-left:9pt;mso-wrap-distance-top:3.6pt;mso-wrap-distance-right:9pt;mso-wrap-distance-bottom:3.6pt;mso-position-horizontal:absolute;mso-position-horizontal-relative:text;mso-position-vertical:absolute;mso-position-vertical-relative:text;mso-width-percent:0;mso-height-percent:0;mso-width-relative:margin;mso-height-relative:margin;v-text-anchor:top" o:gfxdata="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" stroked="f">
                   <v:textbox>
                     <w:txbxContent>
                       <w:p>
@@ -10188,6 +10122,92 @@
     </w:lvl>
   </w:abstractNum>
   <w:abstractNum w:abstractNumId="6" w15:restartNumberingAfterBreak="0">
+    <w:nsid w:val="2B1F0A65"/>
+    <w:multiLevelType w:val="multilevel"/>
+    <w:tmpl w:val="0409001F"/>
+    <w:lvl w:ilvl="0">
+      <w:start w:val="1"/>
+      <w:numFmt w:val="decimal"/>
+      <w:lvlText w:val="%1."/>
+      <w:lvlJc w:val="left"/>
+      <w:pPr>
+        <w:ind w:left="360" w:hanging="360"/>
+      </w:pPr>
+    </w:lvl>
+    <w:lvl w:ilvl="1">
+      <w:start w:val="1"/>
+      <w:numFmt w:val="decimal"/>
+      <w:lvlText w:val="%1.%2."/>
+      <w:lvlJc w:val="left"/>
+      <w:pPr>
+        <w:ind w:left="858" w:hanging="432"/>
+      </w:pPr>
+    </w:lvl>
+    <w:lvl w:ilvl="2">
+      <w:start w:val="1"/>
+      <w:numFmt w:val="decimal"/>
+      <w:lvlText w:val="%1.%2.%3."/>
+      <w:lvlJc w:val="left"/>
+      <w:pPr>
+        <w:ind w:left="1224" w:hanging="504"/>
+      </w:pPr>
+    </w:lvl>
+    <w:lvl w:ilvl="3">
+      <w:start w:val="1"/>
+      <w:numFmt w:val="decimal"/>
+      <w:lvlText w:val="%1.%2.%3.%4."/>
+      <w:lvlJc w:val="left"/>
+      <w:pPr>
+        <w:ind w:left="1728" w:hanging="648"/>
+      </w:pPr>
+    </w:lvl>
+    <w:lvl w:ilvl="4">
+      <w:start w:val="1"/>
+      <w:numFmt w:val="decimal"/>
+      <w:lvlText w:val="%1.%2.%3.%4.%5."/>
+      <w:lvlJc w:val="left"/>
+      <w:pPr>
+        <w:ind w:left="2232" w:hanging="792"/>
+      </w:pPr>
+    </w:lvl>
+    <w:lvl w:ilvl="5">
+      <w:start w:val="1"/>
+      <w:numFmt w:val="decimal"/>
+      <w:lvlText w:val="%1.%2.%3.%4.%5.%6."/>
+      <w:lvlJc w:val="left"/>
+      <w:pPr>
+        <w:ind w:left="2736" w:hanging="936"/>
+      </w:pPr>
+    </w:lvl>
+    <w:lvl w:ilvl="6">
+      <w:start w:val="1"/>
+      <w:numFmt w:val="decimal"/>
+      <w:lvlText w:val="%1.%2.%3.%4.%5.%6.%7."/>
+      <w:lvlJc w:val="left"/>
+      <w:pPr>
+        <w:ind w:left="3240" w:hanging="1080"/>
+      </w:pPr>
+    </w:lvl>
+    <w:lvl w:ilvl="7">
+      <w:start w:val="1"/>
+      <w:numFmt w:val="decimal"/>
+      <w:lvlText w:val="%1.%2.%3.%4.%5.%6.%7.%8."/>
+      <w:lvlJc w:val="left"/>
+      <w:pPr>
+        <w:ind w:left="3744" w:hanging="1224"/>
+      </w:pPr>
+    </w:lvl>
+    <w:lvl w:ilvl="8">
+      <w:start w:val="1"/>
+      <w:numFmt w:val="decimal"/>
+      <w:lvlText w:val="%1.%2.%3.%4.%5.%6.%7.%8.%9."/>
+      <w:lvlJc w:val="left"/>
+      <w:pPr>
+        <w:ind w:left="4320" w:hanging="1440"/>
+      </w:pPr>
+    </w:lvl>
+  </w:abstractNum>
+  <w:abstractNum w:abstractNumId="7" w15:restartNumberingAfterBreak="0">
     <w:nsid w:val="310839CF"/>
     <w:multiLevelType w:val="hybridMultilevel"/>
     <w:tmpl w:val="9DB22C88"/>
@@ -10273,7 +10293,7 @@
       </w:pPr>
     </w:lvl>
   </w:abstractNum>
-  <w:abstractNum w:abstractNumId="7" w15:restartNumberingAfterBreak="0">
+  <w:abstractNum w:abstractNumId="8" w15:restartNumberingAfterBreak="0">
     <w:nsid w:val="368E176E"/>
     <w:multiLevelType w:val="hybridMultilevel"/>
     <w:tmpl w:val="BDF054FE"/>
@@ -10366,7 +10386,7 @@
       </w:pPr>
     </w:lvl>
   </w:abstractNum>
-  <w:abstractNum w:abstractNumId="8" w15:restartNumberingAfterBreak="0">
+  <w:abstractNum w:abstractNumId="9" w15:restartNumberingAfterBreak="0">
     <w:nsid w:val="4EBE1EF6"/>
     <w:multiLevelType w:val="hybridMultilevel"/>
     <w:tmpl w:val="F6A60586"/>
@@ -10459,7 +10479,7 @@
       </w:pPr>
     </w:lvl>
   </w:abstractNum>
-  <w:abstractNum w:abstractNumId="9" w15:restartNumberingAfterBreak="0">
+  <w:abstractNum w:abstractNumId="10" w15:restartNumberingAfterBreak="0">
     <w:nsid w:val="5537765D"/>
     <w:multiLevelType w:val="hybridMultilevel"/>
     <w:tmpl w:val="393E850C"/>
@@ -10572,7 +10592,7 @@
       </w:rPr>
     </w:lvl>
   </w:abstractNum>
-  <w:abstractNum w:abstractNumId="10" w15:restartNumberingAfterBreak="0">
+  <w:abstractNum w:abstractNumId="11" w15:restartNumberingAfterBreak="0">
     <w:nsid w:val="59BF5078"/>
     <w:multiLevelType w:val="multilevel"/>
     <w:tmpl w:val="C7D2423E"/>
@@ -10697,7 +10717,7 @@
       </w:rPr>
     </w:lvl>
   </w:abstractNum>
-  <w:abstractNum w:abstractNumId="11" w15:restartNumberingAfterBreak="0">
+  <w:abstractNum w:abstractNumId="12" w15:restartNumberingAfterBreak="0">
     <w:nsid w:val="5ABB7FBE"/>
     <w:multiLevelType w:val="hybridMultilevel"/>
     <w:tmpl w:val="E814D6C8"/>
@@ -10810,7 +10830,7 @@
       </w:rPr>
     </w:lvl>
   </w:abstractNum>
-  <w:abstractNum w:abstractNumId="12" w15:restartNumberingAfterBreak="0">
+  <w:abstractNum w:abstractNumId="13" w15:restartNumberingAfterBreak="0">
     <w:nsid w:val="609049F0"/>
     <w:multiLevelType w:val="hybridMultilevel"/>
     <w:tmpl w:val="5EAC6DAE"/>
@@ -10923,7 +10943,7 @@
       </w:rPr>
     </w:lvl>
   </w:abstractNum>
-  <w:abstractNum w:abstractNumId="13" w15:restartNumberingAfterBreak="0">
+  <w:abstractNum w:abstractNumId="14" w15:restartNumberingAfterBreak="0">
     <w:nsid w:val="66632390"/>
     <w:multiLevelType w:val="hybridMultilevel"/>
     <w:tmpl w:val="0B425F94"/>
@@ -11036,7 +11056,7 @@
       </w:rPr>
     </w:lvl>
   </w:abstractNum>
-  <w:abstractNum w:abstractNumId="14" w15:restartNumberingAfterBreak="0">
+  <w:abstractNum w:abstractNumId="15" w15:restartNumberingAfterBreak="0">
     <w:nsid w:val="784A7A82"/>
     <w:multiLevelType w:val="hybridMultilevel"/>
     <w:tmpl w:val="1E26E9F8"/>
@@ -11149,7 +11169,7 @@
       </w:rPr>
     </w:lvl>
   </w:abstractNum>
-  <w:abstractNum w:abstractNumId="15" w15:restartNumberingAfterBreak="0">
+  <w:abstractNum w:abstractNumId="16" w15:restartNumberingAfterBreak="0">
     <w:nsid w:val="79C71BDA"/>
     <w:multiLevelType w:val="hybridMultilevel"/>
     <w:tmpl w:val="4E625E6E"/>
@@ -11262,7 +11282,7 @@
       </w:rPr>
     </w:lvl>
   </w:abstractNum>
-  <w:abstractNum w:abstractNumId="16" w15:restartNumberingAfterBreak="0">
+  <w:abstractNum w:abstractNumId="17" w15:restartNumberingAfterBreak="0">
     <w:nsid w:val="7CF17331"/>
     <w:multiLevelType w:val="hybridMultilevel"/>
     <w:tmpl w:val="BBA88F60"/>
@@ -11382,25 +11402,25 @@
     <w:abstractNumId w:val="5"/>
   </w:num>
   <w:num w:numId="3" w16cid:durableId="1662737955">
+    <w:abstractNumId w:val="9"/>
+  </w:num>
+  <w:num w:numId="4" w16cid:durableId="297152414">
     <w:abstractNumId w:val="8"/>
   </w:num>
-  <w:num w:numId="4" w16cid:durableId="297152414">
-    <w:abstractNumId w:val="7"/>
-  </w:num>
   <w:num w:numId="5" w16cid:durableId="132721449">
-    <w:abstractNumId w:val="10"/>
+    <w:abstractNumId w:val="11"/>
   </w:num>
   <w:num w:numId="6" w16cid:durableId="672925491">
-    <w:abstractNumId w:val="14"/>
+    <w:abstractNumId w:val="15"/>
   </w:num>
   <w:num w:numId="7" w16cid:durableId="544828254">
     <w:abstractNumId w:val="4"/>
   </w:num>
   <w:num w:numId="8" w16cid:durableId="101073564">
-    <w:abstractNumId w:val="13"/>
+    <w:abstractNumId w:val="14"/>
   </w:num>
   <w:num w:numId="9" w16cid:durableId="802776271">
-    <w:abstractNumId w:val="9"/>
+    <w:abstractNumId w:val="10"/>
   </w:num>
   <w:num w:numId="10" w16cid:durableId="558831579">
     <w:abstractNumId w:val="1"/>
@@ -11409,25 +11429,28 @@
     <w:abstractNumId w:val="2"/>
   </w:num>
   <w:num w:numId="12" w16cid:durableId="860317006">
-    <w:abstractNumId w:val="6"/>
+    <w:abstractNumId w:val="7"/>
   </w:num>
   <w:num w:numId="13" w16cid:durableId="412319277">
-    <w:abstractNumId w:val="12"/>
+    <w:abstractNumId w:val="13"/>
   </w:num>
   <w:num w:numId="14" w16cid:durableId="968824725">
-    <w:abstractNumId w:val="16"/>
+    <w:abstractNumId w:val="17"/>
   </w:num>
   <w:num w:numId="15" w16cid:durableId="316418045">
     <w:abstractNumId w:val="3"/>
   </w:num>
   <w:num w:numId="16" w16cid:durableId="23871184">
-    <w:abstractNumId w:val="15"/>
+    <w:abstractNumId w:val="16"/>
   </w:num>
   <w:num w:numId="17" w16cid:durableId="832650680">
-    <w:abstractNumId w:val="8"/>
+    <w:abstractNumId w:val="9"/>
   </w:num>
   <w:num w:numId="18" w16cid:durableId="1609586005">
-    <w:abstractNumId w:val="11"/>
+    <w:abstractNumId w:val="12"/>
+  </w:num>
+  <w:num w:numId="19" w16cid:durableId="1552494056">
+    <w:abstractNumId w:val="6"/>
   </w:num>
   <w:numIdMacAtCleanup w:val="16"/>
 </w:numbering>
@@ -12878,6 +12901,32 @@
       </w:tcPr>
     </w:tblStylePr>
   </w:style>
+  <w:style w:type="table" w:customStyle="1" w:styleId="Tablaconcuadrcula1">
+    <w:name w:val="Tabla con cuadrícula1"/>
+    <w:basedOn w:val="Tablanormal"/>
+    <w:next w:val="Tablaconcuadrcula"/>
+    <w:uiPriority w:val="39"/>
+    <w:rsid w:val="00A50A07"/>
+    <w:pPr>
+      <w:spacing w:after="0" w:line="240" w:lineRule="auto"/>
+    </w:pPr>
+    <w:rPr>
+      <w:rFonts w:ascii="Arial" w:eastAsia="Arial" w:hAnsi="Arial" w:cs="Arial"/>
+      <w:kern w:val="0"/>
+      <w:lang w:eastAsia="es-CO"/>
+      <w14:ligatures w14:val="none"/>
+    </w:rPr>
+    <w:tblPr>
+      <w:tblBorders>
+        <w:top w:val="single" w:sz="4" w:space="0" w:color="auto"/>
+        <w:left w:val="single" w:sz="4" w:space="0" w:color="auto"/>
+        <w:bottom w:val="single" w:sz="4" w:space="0" w:color="auto"/>
+        <w:right w:val="single" w:sz="4" w:space="0" w:color="auto"/>
+        <w:insideH w:val="single" w:sz="4" w:space="0" w:color="auto"/>
+        <w:insideV w:val="single" w:sz="4" w:space="0" w:color="auto"/>
+      </w:tblBorders>
+    </w:tblPr>
+  </w:style>
 </w:styles>
 </file>
 
@@ -13177,15 +13226,6 @@
 </file>
 
 <file path=customXml/item1.xml><?xml version="1.0" encoding="utf-8"?>
-<?mso-contentType ?>
-<FormTemplates xmlns="http://schemas.microsoft.com/sharepoint/v3/contenttype/forms">
-  <Display>DocumentLibraryForm</Display>
-  <Edit>DocumentLibraryForm</Edit>
-  <New>DocumentLibraryForm</New>
-</FormTemplates>
-</file>
-
-<file path=customXml/item2.xml><?xml version="1.0" encoding="utf-8"?>
 <p:properties xmlns:p="http://schemas.microsoft.com/office/2006/metadata/properties" xmlns:xsi="http://www.w3.org/2001/XMLSchema-instance" xmlns:pc="http://schemas.microsoft.com/office/infopath/2007/PartnerControls">
   <documentManagement>
     <TaxCatchAll xmlns="13c90a0b-73bc-4dc0-be5f-28d77b615beb" xsi:nil="true"/>
@@ -13196,11 +13236,11 @@
 </p:properties>
 </file>
 
-<file path=customXml/item3.xml><?xml version="1.0" encoding="utf-8"?>
+<file path=customXml/item2.xml><?xml version="1.0" encoding="utf-8"?>
 <b:Sources xmlns:b="http://schemas.openxmlformats.org/officeDocument/2006/bibliography" xmlns="http://schemas.openxmlformats.org/officeDocument/2006/bibliography" SelectedStyle="\APASixthEditionOfficeOnline.xsl" StyleName="APA" Version="6"/>
 </file>
 
-<file path=customXml/item4.xml><?xml version="1.0" encoding="utf-8"?>
+<file path=customXml/item3.xml><?xml version="1.0" encoding="utf-8"?>
 <ct:contentTypeSchema xmlns:ct="http://schemas.microsoft.com/office/2006/metadata/contentType" xmlns:ma="http://schemas.microsoft.com/office/2006/metadata/properties/metaAttributes" ct:_="" ma:_="" ma:contentTypeName="Documento" ma:contentTypeID="0x0101006A81D6BD42E8DF4C91013959704817E1" ma:contentTypeVersion="15" ma:contentTypeDescription="Crear nuevo documento." ma:contentTypeScope="" ma:versionID="bf4f72ffd194f0963ff564daca6869f7">
   <xsd:schema xmlns:xsd="http://www.w3.org/2001/XMLSchema" xmlns:xs="http://www.w3.org/2001/XMLSchema" xmlns:p="http://schemas.microsoft.com/office/2006/metadata/properties" xmlns:ns2="13c90a0b-73bc-4dc0-be5f-28d77b615beb" xmlns:ns3="13c93bba-48ce-428c-bfe5-88b42c19b028" targetNamespace="http://schemas.microsoft.com/office/2006/metadata/properties" ma:root="true" ma:fieldsID="8718d6f4873a5b1392a45044efa78385" ns2:_="" ns3:_="">
     <xsd:import namespace="13c90a0b-73bc-4dc0-be5f-28d77b615beb"/>
@@ -13435,15 +13475,16 @@
 </ct:contentTypeSchema>
 </file>
 
-<file path=customXml/itemProps1.xml><?xml version="1.0" encoding="utf-8"?>
-<ds:datastoreItem xmlns:ds="http://schemas.openxmlformats.org/officeDocument/2006/customXml" ds:itemID="{81CBDEC1-3B00-44ED-AD36-0268077980BA}">
-  <ds:schemaRefs>
-    <ds:schemaRef ds:uri="http://schemas.microsoft.com/sharepoint/v3/contenttype/forms"/>
-  </ds:schemaRefs>
-</ds:datastoreItem>
+<file path=customXml/item4.xml><?xml version="1.0" encoding="utf-8"?>
+<?mso-contentType ?>
+<FormTemplates xmlns="http://schemas.microsoft.com/sharepoint/v3/contenttype/forms">
+  <Display>DocumentLibraryForm</Display>
+  <Edit>DocumentLibraryForm</Edit>
+  <New>DocumentLibraryForm</New>
+</FormTemplates>
 </file>
 
-<file path=customXml/itemProps2.xml><?xml version="1.0" encoding="utf-8"?>
+<file path=customXml/itemProps1.xml><?xml version="1.0" encoding="utf-8"?>
 <ds:datastoreItem xmlns:ds="http://schemas.openxmlformats.org/officeDocument/2006/customXml" ds:itemID="{1145D752-ACC1-45E1-AB53-0C756F67FC7F}">
   <ds:schemaRefs>
     <ds:schemaRef ds:uri="http://schemas.microsoft.com/office/2006/metadata/properties"/>
@@ -13454,7 +13495,7 @@
 </ds:datastoreItem>
 </file>
 
-<file path=customXml/itemProps3.xml><?xml version="1.0" encoding="utf-8"?>
+<file path=customXml/itemProps2.xml><?xml version="1.0" encoding="utf-8"?>
 <ds:datastoreItem xmlns:ds="http://schemas.openxmlformats.org/officeDocument/2006/customXml" ds:itemID="{E8AB44A3-7C62-4BD2-82ED-8ABC209970FA}">
   <ds:schemaRefs>
     <ds:schemaRef ds:uri="http://schemas.openxmlformats.org/officeDocument/2006/bibliography"/>
@@ -13462,7 +13503,7 @@
 </ds:datastoreItem>
 </file>
 
-<file path=customXml/itemProps4.xml><?xml version="1.0" encoding="utf-8"?>
+<file path=customXml/itemProps3.xml><?xml version="1.0" encoding="utf-8"?>
 <ds:datastoreItem xmlns:ds="http://schemas.openxmlformats.org/officeDocument/2006/customXml" ds:itemID="{03EECAA0-8291-434E-BCF8-77B7C2D10B03}">
   <ds:schemaRefs>
     <ds:schemaRef ds:uri="http://schemas.microsoft.com/office/2006/metadata/contentType"/>
@@ -13479,4 +13520,12 @@
     <ds:schemaRef ds:uri="http://schemas.microsoft.com/internal/obd"/>
   </ds:schemaRefs>
 </ds:datastoreItem>
+</file>
+
+<file path=customXml/itemProps4.xml><?xml version="1.0" encoding="utf-8"?>
+<ds:datastoreItem xmlns:ds="http://schemas.openxmlformats.org/officeDocument/2006/customXml" ds:itemID="{81CBDEC1-3B00-44ED-AD36-0268077980BA}">
+  <ds:schemaRefs>
+    <ds:schemaRef ds:uri="http://schemas.microsoft.com/sharepoint/v3/contenttype/forms"/>
+  </ds:schemaRefs>
+</ds:datastoreItem>
 </file>
--- a/fuentes/633400_CF02_CFA.docx
+++ b/fuentes/633400_CF02_CFA.docx
@@ -308,7 +308,7 @@
               </wp:anchor>
             </w:drawing>
           </mc:Choice>
-          <mc:Fallback xmlns:a="http://schemas.openxmlformats.org/drawingml/2006/main" xmlns:adec="http://schemas.microsoft.com/office/drawing/2017/decorative" xmlns:pic="http://schemas.openxmlformats.org/drawingml/2006/picture" xmlns:a14="http://schemas.microsoft.com/office/drawing/2010/main" xmlns:asvg="http://schemas.microsoft.com/office/drawing/2016/SVG/main">
+          <mc:Fallback xmlns:asvg="http://schemas.microsoft.com/office/drawing/2016/SVG/main" xmlns:a14="http://schemas.microsoft.com/office/drawing/2010/main" xmlns:pic="http://schemas.openxmlformats.org/drawingml/2006/picture" xmlns:adec="http://schemas.microsoft.com/office/drawing/2017/decorative" xmlns:a="http://schemas.openxmlformats.org/drawingml/2006/main">
             <w:pict>
               <v:rect id="Rectángulo 3" style="position:absolute;margin-left:0;margin-top:34.95pt;width:616.85pt;height:192.75pt;z-index:-251655168;visibility:visible;mso-wrap-style:square;mso-width-percent:0;mso-height-percent:0;mso-wrap-distance-left:9pt;mso-wrap-distance-top:0;mso-wrap-distance-right:9pt;mso-wrap-distance-bottom:0;mso-position-horizontal:left;mso-position-horizontal-relative:page;mso-position-vertical:absolute;mso-position-vertical-relative:text;mso-width-percent:0;mso-height-percent:0;mso-width-relative:margin;mso-height-relative:margin;v-text-anchor:middle" alt="&quot;&quot;" o:spid="_x0000_s1026" fillcolor="#00314d" stroked="f" strokeweight="1pt" w14:anchorId="3A877550" o:gfxdata="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">
                 <w10:wrap anchorx="page"/>
@@ -8984,16 +8984,16 @@
             <w:pPr>
               <w:pStyle w:val="TextoTablas"/>
               <w:rPr>
+                <w:rFonts w:cs="Calibri"/>
+                <w:szCs w:val="24"/>
+              </w:rPr>
+            </w:pPr>
+            <w:r>
+              <w:rPr>
                 <w:rFonts w:eastAsiaTheme="minorEastAsia"/>
                 <w:color w:val="000000"/>
               </w:rPr>
-            </w:pPr>
-            <w:r>
-              <w:rPr>
-                <w:rFonts w:eastAsiaTheme="minorEastAsia"/>
-                <w:color w:val="000000"/>
-              </w:rPr>
-              <w:t>Laura Daniela Burgos Rueda</w:t>
+              <w:t>Luis Gabriel Urueta Álvarez</w:t>
             </w:r>
           </w:p>
         </w:tc>
@@ -9006,37 +9006,28 @@
               <w:pStyle w:val="TextoTablas"/>
               <w:rPr>
                 <w:rFonts w:cs="Calibri"/>
+                <w:szCs w:val="24"/>
               </w:rPr>
             </w:pPr>
             <w:r>
               <w:rPr>
                 <w:rFonts w:cs="Calibri"/>
-              </w:rPr>
-              <w:t>Evaluador</w:t>
-            </w:r>
-            <w:r>
+                <w:szCs w:val="24"/>
+              </w:rPr>
+              <w:t>Validador y vinculador de recursos digitales</w:t>
+            </w:r>
+          </w:p>
+        </w:tc>
+        <w:tc>
+          <w:tcPr>
+            <w:tcW w:w="3969" w:type="dxa"/>
+          </w:tcPr>
+          <w:p>
+            <w:pPr>
+              <w:pStyle w:val="TextoTablas"/>
               <w:rPr>
                 <w:rFonts w:cs="Calibri"/>
-              </w:rPr>
-              <w:t>a</w:t>
-            </w:r>
-            <w:r>
-              <w:rPr>
-                <w:rFonts w:cs="Calibri"/>
-              </w:rPr>
-              <w:t xml:space="preserve"> de contenidos inclusivos y accesibles </w:t>
-            </w:r>
-          </w:p>
-        </w:tc>
-        <w:tc>
-          <w:tcPr>
-            <w:tcW w:w="3969" w:type="dxa"/>
-          </w:tcPr>
-          <w:p>
-            <w:pPr>
-              <w:pStyle w:val="TextoTablas"/>
-              <w:rPr>
-                <w:rFonts w:eastAsiaTheme="minorEastAsia"/>
+                <w:szCs w:val="24"/>
               </w:rPr>
             </w:pPr>
             <w:r>
@@ -9081,7 +9072,7 @@
                 <w:rFonts w:eastAsiaTheme="minorEastAsia"/>
                 <w:color w:val="000000"/>
               </w:rPr>
-              <w:t>Jonathan Adié Villafañe</w:t>
+              <w:t>Laura Daniela Burgos Rueda</w:t>
             </w:r>
           </w:p>
         </w:tc>
@@ -9102,143 +9093,55 @@
                 <w:rFonts w:cs="Calibri"/>
                 <w:szCs w:val="24"/>
               </w:rPr>
-              <w:t>Validador y vinculador de recursos digitales</w:t>
-            </w:r>
-          </w:p>
-        </w:tc>
-        <w:tc>
-          <w:tcPr>
-            <w:tcW w:w="3969" w:type="dxa"/>
-          </w:tcPr>
-          <w:p>
-            <w:pPr>
-              <w:pStyle w:val="TextoTablas"/>
+              <w:t>Validador</w:t>
+            </w:r>
+            <w:r>
               <w:rPr>
                 <w:rFonts w:cs="Calibri"/>
                 <w:szCs w:val="24"/>
               </w:rPr>
-            </w:pPr>
-            <w:r>
-              <w:rPr>
-                <w:rFonts w:eastAsiaTheme="minorEastAsia"/>
-              </w:rPr>
-              <w:t xml:space="preserve">Centro de Comercio y Servicios </w:t>
-            </w:r>
-            <w:r>
-              <w:rPr>
-                <w:rFonts w:eastAsiaTheme="minorEastAsia"/>
-              </w:rPr>
-              <w:t>-</w:t>
-            </w:r>
-            <w:r>
-              <w:rPr>
-                <w:rFonts w:eastAsiaTheme="minorEastAsia"/>
-              </w:rPr>
-              <w:t xml:space="preserve"> Regional Atlántico</w:t>
-            </w:r>
-          </w:p>
-        </w:tc>
-      </w:tr>
-      <w:tr>
-        <w:tc>
-          <w:tcPr>
-            <w:tcW w:w="2830" w:type="dxa"/>
-          </w:tcPr>
-          <w:p>
-            <w:pPr>
-              <w:pStyle w:val="TextoTablas"/>
+              <w:t>a</w:t>
+            </w:r>
+            <w:r>
               <w:rPr>
                 <w:rFonts w:cs="Calibri"/>
                 <w:szCs w:val="24"/>
               </w:rPr>
-            </w:pPr>
-            <w:r>
-              <w:rPr>
-                <w:rFonts w:eastAsiaTheme="minorEastAsia"/>
-                <w:color w:val="000000"/>
-              </w:rPr>
-              <w:t>Karine Isabel Ospino Fritz</w:t>
-            </w:r>
-          </w:p>
-        </w:tc>
-        <w:tc>
-          <w:tcPr>
-            <w:tcW w:w="3261" w:type="dxa"/>
-          </w:tcPr>
-          <w:p>
-            <w:pPr>
-              <w:pStyle w:val="TextoTablas"/>
+              <w:t xml:space="preserve"> y vinculador</w:t>
+            </w:r>
+            <w:r>
               <w:rPr>
                 <w:rFonts w:cs="Calibri"/>
                 <w:szCs w:val="24"/>
               </w:rPr>
-            </w:pPr>
+              <w:t>a</w:t>
+            </w:r>
             <w:r>
               <w:rPr>
                 <w:rFonts w:cs="Calibri"/>
                 <w:szCs w:val="24"/>
               </w:rPr>
-              <w:t>Validador</w:t>
-            </w:r>
-            <w:r>
+              <w:t xml:space="preserve"> de recursos digitales</w:t>
+            </w:r>
+          </w:p>
+        </w:tc>
+        <w:tc>
+          <w:tcPr>
+            <w:tcW w:w="3969" w:type="dxa"/>
+          </w:tcPr>
+          <w:p>
+            <w:pPr>
+              <w:pStyle w:val="TextoTablas"/>
               <w:rPr>
                 <w:rFonts w:cs="Calibri"/>
                 <w:szCs w:val="24"/>
               </w:rPr>
-              <w:t>a</w:t>
-            </w:r>
-            <w:r>
-              <w:rPr>
-                <w:rFonts w:cs="Calibri"/>
-                <w:szCs w:val="24"/>
-              </w:rPr>
-              <w:t xml:space="preserve"> y vinculador</w:t>
-            </w:r>
-            <w:r>
-              <w:rPr>
-                <w:rFonts w:cs="Calibri"/>
-                <w:szCs w:val="24"/>
-              </w:rPr>
-              <w:t>a</w:t>
-            </w:r>
-            <w:r>
-              <w:rPr>
-                <w:rFonts w:cs="Calibri"/>
-                <w:szCs w:val="24"/>
-              </w:rPr>
-              <w:t xml:space="preserve"> de recursos digitales</w:t>
-            </w:r>
-          </w:p>
-        </w:tc>
-        <w:tc>
-          <w:tcPr>
-            <w:tcW w:w="3969" w:type="dxa"/>
-          </w:tcPr>
-          <w:p>
-            <w:pPr>
-              <w:pStyle w:val="TextoTablas"/>
-              <w:rPr>
-                <w:rFonts w:cs="Calibri"/>
-                <w:szCs w:val="24"/>
-              </w:rPr>
             </w:pPr>
             <w:r>
               <w:rPr>
                 <w:rFonts w:eastAsiaTheme="minorEastAsia"/>
               </w:rPr>
-              <w:t xml:space="preserve">Centro de Comercio y Servicios </w:t>
-            </w:r>
-            <w:r>
-              <w:rPr>
-                <w:rFonts w:eastAsiaTheme="minorEastAsia"/>
-              </w:rPr>
-              <w:t>-</w:t>
-            </w:r>
-            <w:r>
-              <w:rPr>
-                <w:rFonts w:eastAsiaTheme="minorEastAsia"/>
-              </w:rPr>
-              <w:t xml:space="preserve"> Regional Atlántico</w:t>
+              <w:t>Centro de Comercio y Servicios - Regional Atlántico</w:t>
             </w:r>
           </w:p>
         </w:tc>
@@ -13226,6 +13129,10 @@
 </file>
 
 <file path=customXml/item1.xml><?xml version="1.0" encoding="utf-8"?>
+<b:Sources xmlns:b="http://schemas.openxmlformats.org/officeDocument/2006/bibliography" xmlns="http://schemas.openxmlformats.org/officeDocument/2006/bibliography" SelectedStyle="\APASixthEditionOfficeOnline.xsl" StyleName="APA" Version="6"/>
+</file>
+
+<file path=customXml/item2.xml><?xml version="1.0" encoding="utf-8"?>
 <p:properties xmlns:p="http://schemas.microsoft.com/office/2006/metadata/properties" xmlns:xsi="http://www.w3.org/2001/XMLSchema-instance" xmlns:pc="http://schemas.microsoft.com/office/infopath/2007/PartnerControls">
   <documentManagement>
     <TaxCatchAll xmlns="13c90a0b-73bc-4dc0-be5f-28d77b615beb" xsi:nil="true"/>
@@ -13236,11 +13143,16 @@
 </p:properties>
 </file>
 
-<file path=customXml/item2.xml><?xml version="1.0" encoding="utf-8"?>
-<b:Sources xmlns:b="http://schemas.openxmlformats.org/officeDocument/2006/bibliography" xmlns="http://schemas.openxmlformats.org/officeDocument/2006/bibliography" SelectedStyle="\APASixthEditionOfficeOnline.xsl" StyleName="APA" Version="6"/>
+<file path=customXml/item3.xml><?xml version="1.0" encoding="utf-8"?>
+<?mso-contentType ?>
+<FormTemplates xmlns="http://schemas.microsoft.com/sharepoint/v3/contenttype/forms">
+  <Display>DocumentLibraryForm</Display>
+  <Edit>DocumentLibraryForm</Edit>
+  <New>DocumentLibraryForm</New>
+</FormTemplates>
 </file>
 
-<file path=customXml/item3.xml><?xml version="1.0" encoding="utf-8"?>
+<file path=customXml/item4.xml><?xml version="1.0" encoding="utf-8"?>
 <ct:contentTypeSchema xmlns:ct="http://schemas.microsoft.com/office/2006/metadata/contentType" xmlns:ma="http://schemas.microsoft.com/office/2006/metadata/properties/metaAttributes" ct:_="" ma:_="" ma:contentTypeName="Documento" ma:contentTypeID="0x0101006A81D6BD42E8DF4C91013959704817E1" ma:contentTypeVersion="15" ma:contentTypeDescription="Crear nuevo documento." ma:contentTypeScope="" ma:versionID="bf4f72ffd194f0963ff564daca6869f7">
   <xsd:schema xmlns:xsd="http://www.w3.org/2001/XMLSchema" xmlns:xs="http://www.w3.org/2001/XMLSchema" xmlns:p="http://schemas.microsoft.com/office/2006/metadata/properties" xmlns:ns2="13c90a0b-73bc-4dc0-be5f-28d77b615beb" xmlns:ns3="13c93bba-48ce-428c-bfe5-88b42c19b028" targetNamespace="http://schemas.microsoft.com/office/2006/metadata/properties" ma:root="true" ma:fieldsID="8718d6f4873a5b1392a45044efa78385" ns2:_="" ns3:_="">
     <xsd:import namespace="13c90a0b-73bc-4dc0-be5f-28d77b615beb"/>
@@ -13475,16 +13387,15 @@
 </ct:contentTypeSchema>
 </file>
 
-<file path=customXml/item4.xml><?xml version="1.0" encoding="utf-8"?>
-<?mso-contentType ?>
-<FormTemplates xmlns="http://schemas.microsoft.com/sharepoint/v3/contenttype/forms">
-  <Display>DocumentLibraryForm</Display>
-  <Edit>DocumentLibraryForm</Edit>
-  <New>DocumentLibraryForm</New>
-</FormTemplates>
+<file path=customXml/itemProps1.xml><?xml version="1.0" encoding="utf-8"?>
+<ds:datastoreItem xmlns:ds="http://schemas.openxmlformats.org/officeDocument/2006/customXml" ds:itemID="{E8AB44A3-7C62-4BD2-82ED-8ABC209970FA}">
+  <ds:schemaRefs>
+    <ds:schemaRef ds:uri="http://schemas.openxmlformats.org/officeDocument/2006/bibliography"/>
+  </ds:schemaRefs>
+</ds:datastoreItem>
 </file>
 
-<file path=customXml/itemProps1.xml><?xml version="1.0" encoding="utf-8"?>
+<file path=customXml/itemProps2.xml><?xml version="1.0" encoding="utf-8"?>
 <ds:datastoreItem xmlns:ds="http://schemas.openxmlformats.org/officeDocument/2006/customXml" ds:itemID="{1145D752-ACC1-45E1-AB53-0C756F67FC7F}">
   <ds:schemaRefs>
     <ds:schemaRef ds:uri="http://schemas.microsoft.com/office/2006/metadata/properties"/>
@@ -13495,15 +13406,15 @@
 </ds:datastoreItem>
 </file>
 
-<file path=customXml/itemProps2.xml><?xml version="1.0" encoding="utf-8"?>
-<ds:datastoreItem xmlns:ds="http://schemas.openxmlformats.org/officeDocument/2006/customXml" ds:itemID="{E8AB44A3-7C62-4BD2-82ED-8ABC209970FA}">
+<file path=customXml/itemProps3.xml><?xml version="1.0" encoding="utf-8"?>
+<ds:datastoreItem xmlns:ds="http://schemas.openxmlformats.org/officeDocument/2006/customXml" ds:itemID="{81CBDEC1-3B00-44ED-AD36-0268077980BA}">
   <ds:schemaRefs>
-    <ds:schemaRef ds:uri="http://schemas.openxmlformats.org/officeDocument/2006/bibliography"/>
+    <ds:schemaRef ds:uri="http://schemas.microsoft.com/sharepoint/v3/contenttype/forms"/>
   </ds:schemaRefs>
 </ds:datastoreItem>
 </file>
 
-<file path=customXml/itemProps3.xml><?xml version="1.0" encoding="utf-8"?>
+<file path=customXml/itemProps4.xml><?xml version="1.0" encoding="utf-8"?>
 <ds:datastoreItem xmlns:ds="http://schemas.openxmlformats.org/officeDocument/2006/customXml" ds:itemID="{03EECAA0-8291-434E-BCF8-77B7C2D10B03}">
   <ds:schemaRefs>
     <ds:schemaRef ds:uri="http://schemas.microsoft.com/office/2006/metadata/contentType"/>
@@ -13520,12 +13431,4 @@
     <ds:schemaRef ds:uri="http://schemas.microsoft.com/internal/obd"/>
   </ds:schemaRefs>
 </ds:datastoreItem>
-</file>
-
-<file path=customXml/itemProps4.xml><?xml version="1.0" encoding="utf-8"?>
-<ds:datastoreItem xmlns:ds="http://schemas.openxmlformats.org/officeDocument/2006/customXml" ds:itemID="{81CBDEC1-3B00-44ED-AD36-0268077980BA}">
-  <ds:schemaRefs>
-    <ds:schemaRef ds:uri="http://schemas.microsoft.com/sharepoint/v3/contenttype/forms"/>
-  </ds:schemaRefs>
-</ds:datastoreItem>
 </file>